--- a/zht/docx/008.content.docx
+++ b/zht/docx/008.content.docx
@@ -19,7 +19,7 @@
         <w:rPr>
           <w:lang w:val="zh_TW" w:bidi="zh_TW"/>
         </w:rPr>
-        <w:t>Resource: 聖經詞典 (Tyndale)</w:t>
+        <w:t>Resource: Tyndale Open Bible Dictionary</w:t>
       </w:r>
       <w:r>
         <w:rPr>
@@ -112,7 +112,7 @@
         <w:rPr>
           <w:lang w:val="zh_TW" w:bidi="zh_TW"/>
         </w:rPr>
-        <w:t>聖經詞典 (Tyndale)</w:t>
+        <w:t>Tyndale Open Bible Dictionary</w:t>
       </w:r>
     </w:p>
     <w:p>
@@ -10472,6 +10472,899 @@
           <w:lang w:val="zh_TW" w:bidi="zh_TW"/>
         </w:rPr>
         <w:t>監獄中的靈</w:t>
+      </w:r>
+      <w:r>
+        <w:rPr>
+          <w:lang w:val="zh_TW" w:bidi="zh_TW"/>
+        </w:rPr>
+        <w:t>。</w:t>
+      </w:r>
+      <w:r>
+        <w:rPr>
+          <w:lang w:val="zh_TW" w:bidi="zh_TW"/>
+        </w:rPr>
+      </w:r>
+      <w:r>
+        <w:rPr>
+          <w:lang w:val="zh_TW" w:bidi="zh_TW"/>
+        </w:rPr>
+      </w:r>
+    </w:p>
+    <w:p>
+      <w:pPr/>
+      <w:r>
+        <w:rPr>
+          <w:lang w:val="zh_TW" w:bidi="zh_TW"/>
+        </w:rPr>
+      </w:r>
+    </w:p>
+    <w:p>
+      <w:pPr>
+        <w:pStyle w:val="Heading2"/>
+      </w:pPr>
+      <w:r>
+        <w:rPr>
+          <w:lang w:val="zh_TW" w:bidi="zh_TW"/>
+        </w:rPr>
+        <w:t>必達</w:t>
+      </w:r>
+      <w:r>
+        <w:rPr>
+          <w:lang w:val="zh_TW" w:bidi="zh_TW"/>
+        </w:rPr>
+      </w:r>
+    </w:p>
+    <w:p>
+      <w:pPr/>
+      <w:r>
+        <w:rPr>
+          <w:lang w:val="zh_TW" w:bidi="zh_TW"/>
+        </w:rPr>
+      </w:r>
+      <w:r>
+        <w:rPr>
+          <w:lang w:val="zh_TW" w:bidi="zh_TW"/>
+        </w:rPr>
+        <w:t>拿鶴和密迦所生的第六個兒子，也是族長亞伯拉罕的姪子（</w:t>
+      </w:r>
+      <w:hyperlink r:id="rId344">
+        <w:r>
+          <w:rPr>
+            <w:lang w:val="zh_TW" w:bidi="zh_TW"/>
+          </w:rPr>
+          <w:rPr>
+            <w:color w:val="0000EE"/>
+            <w:u w:val="single"/>
+          </w:rPr>
+          <w:t>創22:22</w:t>
+        </w:r>
+      </w:hyperlink>
+      <w:r>
+        <w:rPr>
+          <w:lang w:val="zh_TW" w:bidi="zh_TW"/>
+        </w:rPr>
+        <w:t>）。</w:t>
+      </w:r>
+      <w:r>
+        <w:rPr>
+          <w:lang w:val="zh_TW" w:bidi="zh_TW"/>
+        </w:rPr>
+      </w:r>
+      <w:r>
+        <w:rPr>
+          <w:lang w:val="zh_TW" w:bidi="zh_TW"/>
+        </w:rPr>
+      </w:r>
+    </w:p>
+    <w:p>
+      <w:pPr/>
+      <w:r>
+        <w:rPr>
+          <w:lang w:val="zh_TW" w:bidi="zh_TW"/>
+        </w:rPr>
+      </w:r>
+    </w:p>
+    <w:p>
+      <w:pPr>
+        <w:pStyle w:val="Heading2"/>
+      </w:pPr>
+      <w:r>
+        <w:rPr>
+          <w:lang w:val="zh_TW" w:bidi="zh_TW"/>
+        </w:rPr>
+        <w:t>婢女、少女</w:t>
+      </w:r>
+      <w:r>
+        <w:rPr>
+          <w:lang w:val="zh_TW" w:bidi="zh_TW"/>
+        </w:rPr>
+      </w:r>
+    </w:p>
+    <w:p>
+      <w:pPr/>
+      <w:r>
+        <w:rPr>
+          <w:lang w:val="zh_TW" w:bidi="zh_TW"/>
+        </w:rPr>
+      </w:r>
+      <w:r>
+        <w:rPr>
+          <w:lang w:val="zh_TW" w:bidi="zh_TW"/>
+        </w:rPr>
+        <w:t>年輕未婚的女子，常常出身於僕人階層。</w:t>
+      </w:r>
+    </w:p>
+    <w:p>
+      <w:pPr>
+        <w:pStyle w:val="Heading3"/>
+      </w:pPr>
+      <w:r>
+        <w:rPr>
+          <w:lang w:val="zh_TW" w:bidi="zh_TW"/>
+        </w:rPr>
+        <w:t>譯為「少女」的希伯來文字詞</w:t>
+      </w:r>
+    </w:p>
+    <w:p>
+      <w:pPr/>
+      <w:r>
+        <w:rPr>
+          <w:lang w:val="zh_TW" w:bidi="zh_TW"/>
+        </w:rPr>
+      </w:r>
+      <w:r>
+        <w:rPr>
+          <w:lang w:val="zh_TW" w:bidi="zh_TW"/>
+        </w:rPr>
+        <w:t>在舊約聖經裡，有五個希伯來文詞語會譯作「少女」：</w:t>
+      </w:r>
+    </w:p>
+    <w:p>
+      <w:pPr>
+        <w:pStyle w:val="ListNumber"/>
+        <w:numPr>
+          <w:ilvl w:val="0"/>
+          <w:numId w:val="14"/>
+        </w:numPr>
+        <w:spacing w:line="240" w:lineRule="auto"/>
+        <w:ind w:left="720"/>
+      </w:pPr>
+      <w:r>
+        <w:rPr>
+          <w:lang w:val="zh_TW" w:bidi="zh_TW"/>
+        </w:rPr>
+      </w:r>
+      <w:r>
+        <w:rPr>
+          <w:i/>
+          <w:lang w:val="zh_TW" w:bidi="zh_TW"/>
+        </w:rPr>
+        <w:t>’amah。</w:t>
+      </w:r>
+      <w:r>
+        <w:rPr>
+          <w:lang w:val="zh_TW" w:bidi="zh_TW"/>
+        </w:rPr>
+        <w:t>這個詞語可能的英文譯法包括bondmaid（女奴）、bondwoman（女僕）、handmaid(en)（使女）、maid(en)（少女）、female servant（女僕人）、female slave（奴婢）、slave girl（奴僕女孩）和girl（女孩）。</w:t>
+      </w:r>
+    </w:p>
+    <w:p>
+      <w:pPr>
+        <w:pStyle w:val="ListNumber"/>
+        <w:spacing w:line="240" w:lineRule="auto"/>
+        <w:ind w:left="720"/>
+      </w:pPr>
+      <w:r>
+        <w:rPr>
+          <w:lang w:val="zh_TW" w:bidi="zh_TW"/>
+        </w:rPr>
+      </w:r>
+      <w:r>
+        <w:rPr>
+          <w:i/>
+          <w:lang w:val="zh_TW" w:bidi="zh_TW"/>
+        </w:rPr>
+        <w:t>shiphchah</w:t>
+      </w:r>
+      <w:r>
+        <w:rPr>
+          <w:lang w:val="zh_TW" w:bidi="zh_TW"/>
+        </w:rPr>
+        <w:t>。這個詞語的意思和</w:t>
+      </w:r>
+      <w:r>
+        <w:rPr>
+          <w:i/>
+          <w:lang w:val="zh_TW" w:bidi="zh_TW"/>
+        </w:rPr>
+        <w:t>’amah</w:t>
+      </w:r>
+      <w:r>
+        <w:rPr>
+          <w:lang w:val="zh_TW" w:bidi="zh_TW"/>
+        </w:rPr>
+        <w:t>相近，可譯為「使女」、「婢女」、「奴婢」和「奴僕女孩」。</w:t>
+      </w:r>
+      <w:r>
+        <w:rPr>
+          <w:i/>
+          <w:lang w:val="zh_TW" w:bidi="zh_TW"/>
+        </w:rPr>
+        <w:t>shiphchah</w:t>
+      </w:r>
+      <w:r>
+        <w:rPr>
+          <w:lang w:val="zh_TW" w:bidi="zh_TW"/>
+        </w:rPr>
+        <w:t>和</w:t>
+      </w:r>
+      <w:r>
+        <w:rPr>
+          <w:i/>
+          <w:lang w:val="zh_TW" w:bidi="zh_TW"/>
+        </w:rPr>
+        <w:t>’amah</w:t>
+      </w:r>
+      <w:r>
+        <w:rPr>
+          <w:lang w:val="zh_TW" w:bidi="zh_TW"/>
+        </w:rPr>
+        <w:t>都指女性奴隸。</w:t>
+      </w:r>
+      <w:r>
+        <w:rPr>
+          <w:i/>
+          <w:lang w:val="zh_TW" w:bidi="zh_TW"/>
+        </w:rPr>
+        <w:t>Shiphchah</w:t>
+      </w:r>
+      <w:r>
+        <w:rPr>
+          <w:lang w:val="zh_TW" w:bidi="zh_TW"/>
+        </w:rPr>
+        <w:t>暗示奴婢與主人之間有較親近的關係。在族長的故事裡，這個詞語用來泛指奴婢，以及那些作妻子婢女、同時成為妾的奴婢（</w:t>
+      </w:r>
+      <w:hyperlink r:id="rId345">
+        <w:r>
+          <w:rPr>
+            <w:lang w:val="zh_TW" w:bidi="zh_TW"/>
+          </w:rPr>
+          <w:rPr>
+            <w:color w:val="0000EE"/>
+            <w:u w:val="single"/>
+          </w:rPr>
+          <w:t>創16</w:t>
+        </w:r>
+      </w:hyperlink>
+      <w:r>
+        <w:rPr>
+          <w:lang w:val="zh_TW" w:bidi="zh_TW"/>
+        </w:rPr>
+        <w:t>、</w:t>
+      </w:r>
+      <w:hyperlink r:id="rId346">
+        <w:r>
+          <w:rPr>
+            <w:lang w:val="zh_TW" w:bidi="zh_TW"/>
+          </w:rPr>
+          <w:rPr>
+            <w:color w:val="0000EE"/>
+            <w:u w:val="single"/>
+          </w:rPr>
+          <w:t>29–30章</w:t>
+        </w:r>
+      </w:hyperlink>
+      <w:r>
+        <w:rPr>
+          <w:lang w:val="zh_TW" w:bidi="zh_TW"/>
+        </w:rPr>
+        <w:t>）。</w:t>
+      </w:r>
+    </w:p>
+    <w:p>
+      <w:pPr>
+        <w:pStyle w:val="ListNumber"/>
+        <w:spacing w:line="240" w:lineRule="auto"/>
+        <w:ind w:left="720"/>
+      </w:pPr>
+      <w:r>
+        <w:rPr>
+          <w:lang w:val="zh_TW" w:bidi="zh_TW"/>
+        </w:rPr>
+      </w:r>
+      <w:r>
+        <w:rPr>
+          <w:i/>
+          <w:lang w:val="zh_TW" w:bidi="zh_TW"/>
+        </w:rPr>
+        <w:t>bethulah。</w:t>
+      </w:r>
+      <w:r>
+        <w:rPr>
+          <w:lang w:val="zh_TW" w:bidi="zh_TW"/>
+        </w:rPr>
+        <w:t xml:space="preserve"> 這個詞語指處女，或到了適婚年齡的年輕女子（</w:t>
+      </w:r>
+      <w:hyperlink r:id="rId347">
+        <w:r>
+          <w:rPr>
+            <w:lang w:val="zh_TW" w:bidi="zh_TW"/>
+          </w:rPr>
+          <w:rPr>
+            <w:color w:val="0000EE"/>
+            <w:u w:val="single"/>
+          </w:rPr>
+          <w:t>創24:16</w:t>
+        </w:r>
+      </w:hyperlink>
+      <w:r>
+        <w:rPr>
+          <w:lang w:val="zh_TW" w:bidi="zh_TW"/>
+        </w:rPr>
+        <w:t>；</w:t>
+      </w:r>
+      <w:hyperlink r:id="rId348">
+        <w:r>
+          <w:rPr>
+            <w:lang w:val="zh_TW" w:bidi="zh_TW"/>
+          </w:rPr>
+          <w:rPr>
+            <w:color w:val="0000EE"/>
+            <w:u w:val="single"/>
+          </w:rPr>
+          <w:t>出22:16</w:t>
+        </w:r>
+      </w:hyperlink>
+      <w:r>
+        <w:rPr>
+          <w:lang w:val="zh_TW" w:bidi="zh_TW"/>
+        </w:rPr>
+        <w:t>）。舊約聖經的先知也象徵性的使用這個詞語，將一座城或一個國形容為「處女」（</w:t>
+      </w:r>
+      <w:hyperlink r:id="rId349">
+        <w:r>
+          <w:rPr>
+            <w:lang w:val="zh_TW" w:bidi="zh_TW"/>
+          </w:rPr>
+          <w:rPr>
+            <w:color w:val="0000EE"/>
+            <w:u w:val="single"/>
+          </w:rPr>
+          <w:t>耶31:21</w:t>
+        </w:r>
+      </w:hyperlink>
+      <w:r>
+        <w:rPr>
+          <w:lang w:val="zh_TW" w:bidi="zh_TW"/>
+        </w:rPr>
+        <w:t>；</w:t>
+      </w:r>
+      <w:hyperlink r:id="rId350">
+        <w:r>
+          <w:rPr>
+            <w:lang w:val="zh_TW" w:bidi="zh_TW"/>
+          </w:rPr>
+          <w:rPr>
+            <w:color w:val="0000EE"/>
+            <w:u w:val="single"/>
+          </w:rPr>
+          <w:t>摩5:2</w:t>
+        </w:r>
+      </w:hyperlink>
+      <w:r>
+        <w:rPr>
+          <w:lang w:val="zh_TW" w:bidi="zh_TW"/>
+        </w:rPr>
+        <w:t>；譯註：和合本未如此翻譯）。</w:t>
+      </w:r>
+    </w:p>
+    <w:p>
+      <w:pPr>
+        <w:pStyle w:val="ListNumber"/>
+        <w:spacing w:line="240" w:lineRule="auto"/>
+        <w:ind w:left="720"/>
+      </w:pPr>
+      <w:r>
+        <w:rPr>
+          <w:lang w:val="zh_TW" w:bidi="zh_TW"/>
+        </w:rPr>
+      </w:r>
+      <w:r>
+        <w:rPr>
+          <w:i/>
+          <w:lang w:val="zh_TW" w:bidi="zh_TW"/>
+        </w:rPr>
+        <w:t>na‘。</w:t>
+      </w:r>
+      <w:r>
+        <w:rPr>
+          <w:lang w:val="zh_TW" w:bidi="zh_TW"/>
+        </w:rPr>
+        <w:t xml:space="preserve"> 這個詞語常是指未婚少女（</w:t>
+      </w:r>
+      <w:hyperlink r:id="rId351">
+        <w:r>
+          <w:rPr>
+            <w:lang w:val="zh_TW" w:bidi="zh_TW"/>
+          </w:rPr>
+          <w:rPr>
+            <w:color w:val="0000EE"/>
+            <w:u w:val="single"/>
+          </w:rPr>
+          <w:t>斯2:4</w:t>
+        </w:r>
+      </w:hyperlink>
+      <w:r>
+        <w:rPr>
+          <w:lang w:val="zh_TW" w:bidi="zh_TW"/>
+        </w:rPr>
+        <w:t>）。它也可以用來指一個使女（</w:t>
+      </w:r>
+      <w:hyperlink r:id="rId352">
+        <w:r>
+          <w:rPr>
+            <w:lang w:val="zh_TW" w:bidi="zh_TW"/>
+          </w:rPr>
+          <w:rPr>
+            <w:color w:val="0000EE"/>
+            <w:u w:val="single"/>
+          </w:rPr>
+          <w:t>斯4:4</w:t>
+        </w:r>
+      </w:hyperlink>
+      <w:r>
+        <w:rPr>
+          <w:lang w:val="zh_TW" w:bidi="zh_TW"/>
+        </w:rPr>
+        <w:t>；</w:t>
+      </w:r>
+      <w:hyperlink r:id="rId353">
+        <w:r>
+          <w:rPr>
+            <w:lang w:val="zh_TW" w:bidi="zh_TW"/>
+          </w:rPr>
+          <w:rPr>
+            <w:color w:val="0000EE"/>
+            <w:u w:val="single"/>
+          </w:rPr>
+          <w:t>得2:23</w:t>
+        </w:r>
+      </w:hyperlink>
+      <w:r>
+        <w:rPr>
+          <w:lang w:val="zh_TW" w:bidi="zh_TW"/>
+        </w:rPr>
+        <w:t>）。這個詞語也作為一個婦人的名字（在</w:t>
+      </w:r>
+      <w:hyperlink r:id="rId354">
+        <w:r>
+          <w:rPr>
+            <w:lang w:val="zh_TW" w:bidi="zh_TW"/>
+          </w:rPr>
+          <w:rPr>
+            <w:color w:val="0000EE"/>
+            <w:u w:val="single"/>
+          </w:rPr>
+          <w:t>代上4:5–6</w:t>
+        </w:r>
+      </w:hyperlink>
+      <w:r>
+        <w:rPr>
+          <w:lang w:val="zh_TW" w:bidi="zh_TW"/>
+        </w:rPr>
+        <w:t>提到的亞施戶的妻子拿拉）以及以法蓮境內、靠近耶利哥的一座城的名稱（</w:t>
+      </w:r>
+      <w:hyperlink r:id="rId355">
+        <w:r>
+          <w:rPr>
+            <w:lang w:val="zh_TW" w:bidi="zh_TW"/>
+          </w:rPr>
+          <w:rPr>
+            <w:color w:val="0000EE"/>
+            <w:u w:val="single"/>
+          </w:rPr>
+          <w:t>書16:7</w:t>
+        </w:r>
+      </w:hyperlink>
+      <w:r>
+        <w:rPr>
+          <w:lang w:val="zh_TW" w:bidi="zh_TW"/>
+        </w:rPr>
+        <w:t>）。</w:t>
+      </w:r>
+    </w:p>
+    <w:p>
+      <w:pPr>
+        <w:pStyle w:val="ListNumber"/>
+        <w:spacing w:line="240" w:lineRule="auto"/>
+        <w:ind w:left="720"/>
+      </w:pPr>
+      <w:r>
+        <w:rPr>
+          <w:lang w:val="zh_TW" w:bidi="zh_TW"/>
+        </w:rPr>
+      </w:r>
+      <w:r>
+        <w:rPr>
+          <w:i/>
+          <w:lang w:val="zh_TW" w:bidi="zh_TW"/>
+        </w:rPr>
+        <w:t>‘almah</w:t>
+      </w:r>
+      <w:r>
+        <w:rPr>
+          <w:lang w:val="zh_TW" w:bidi="zh_TW"/>
+        </w:rPr>
+        <w:t>。這個詞語在</w:t>
+      </w:r>
+      <w:hyperlink r:id="rId356">
+        <w:r>
+          <w:rPr>
+            <w:lang w:val="zh_TW" w:bidi="zh_TW"/>
+          </w:rPr>
+          <w:rPr>
+            <w:color w:val="0000EE"/>
+            <w:u w:val="single"/>
+          </w:rPr>
+          <w:t>以賽亞書七章14節</w:t>
+        </w:r>
+      </w:hyperlink>
+      <w:r>
+        <w:rPr>
+          <w:lang w:val="zh_TW" w:bidi="zh_TW"/>
+        </w:rPr>
+        <w:t>使用時，它可以解釋為「女孩」、「年輕女子」，或「到了適婚年齡的年輕女子，大概是童女」。只有上下文才能準確判定</w:t>
+      </w:r>
+      <w:r>
+        <w:rPr>
+          <w:i/>
+          <w:lang w:val="zh_TW" w:bidi="zh_TW"/>
+        </w:rPr>
+        <w:t>‘almah</w:t>
+      </w:r>
+      <w:r>
+        <w:rPr>
+          <w:lang w:val="zh_TW" w:bidi="zh_TW"/>
+        </w:rPr>
+        <w:t>在某一處的意思。如果從新約聖經的角度來看</w:t>
+      </w:r>
+      <w:hyperlink r:id="rId356">
+        <w:r>
+          <w:rPr>
+            <w:lang w:val="zh_TW" w:bidi="zh_TW"/>
+          </w:rPr>
+          <w:rPr>
+            <w:color w:val="0000EE"/>
+            <w:u w:val="single"/>
+          </w:rPr>
+          <w:t>以賽亞書七章14節</w:t>
+        </w:r>
+      </w:hyperlink>
+      <w:r>
+        <w:rPr>
+          <w:lang w:val="zh_TW" w:bidi="zh_TW"/>
+        </w:rPr>
+        <w:t>，</w:t>
+      </w:r>
+      <w:r>
+        <w:rPr>
+          <w:i/>
+          <w:lang w:val="zh_TW" w:bidi="zh_TW"/>
+        </w:rPr>
+        <w:t>‘almah</w:t>
+      </w:r>
+      <w:r>
+        <w:rPr>
+          <w:lang w:val="zh_TW" w:bidi="zh_TW"/>
+        </w:rPr>
+        <w:t>是指童女馬利亞，就是耶穌的母親（見</w:t>
+      </w:r>
+      <w:hyperlink r:id="rId357">
+        <w:r>
+          <w:rPr>
+            <w:lang w:val="zh_TW" w:bidi="zh_TW"/>
+          </w:rPr>
+          <w:rPr>
+            <w:color w:val="0000EE"/>
+            <w:u w:val="single"/>
+          </w:rPr>
+          <w:t>太1:23</w:t>
+        </w:r>
+      </w:hyperlink>
+      <w:r>
+        <w:rPr>
+          <w:lang w:val="zh_TW" w:bidi="zh_TW"/>
+        </w:rPr>
+        <w:t>）。</w:t>
+      </w:r>
+    </w:p>
+    <w:p>
+      <w:pPr>
+        <w:pStyle w:val="Heading3"/>
+      </w:pPr>
+      <w:r>
+        <w:rPr>
+          <w:lang w:val="zh_TW" w:bidi="zh_TW"/>
+        </w:rPr>
+        <w:t>譯為「少女」的希臘文字詞</w:t>
+      </w:r>
+    </w:p>
+    <w:p>
+      <w:pPr/>
+      <w:r>
+        <w:rPr>
+          <w:lang w:val="zh_TW" w:bidi="zh_TW"/>
+        </w:rPr>
+      </w:r>
+      <w:r>
+        <w:rPr>
+          <w:lang w:val="zh_TW" w:bidi="zh_TW"/>
+        </w:rPr>
+        <w:t>新約聖經英文裡有好幾個希臘文詞語會譯作「少女」：</w:t>
+      </w:r>
+    </w:p>
+    <w:p>
+      <w:pPr>
+        <w:pStyle w:val="ListNumber"/>
+        <w:numPr>
+          <w:ilvl w:val="0"/>
+          <w:numId w:val="15"/>
+        </w:numPr>
+        <w:spacing w:line="240" w:lineRule="auto"/>
+        <w:ind w:left="720"/>
+      </w:pPr>
+      <w:r>
+        <w:rPr>
+          <w:lang w:val="zh_TW" w:bidi="zh_TW"/>
+        </w:rPr>
+      </w:r>
+      <w:r>
+        <w:rPr>
+          <w:i/>
+          <w:lang w:val="zh_TW" w:bidi="zh_TW"/>
+        </w:rPr>
+        <w:t>korasion。</w:t>
+      </w:r>
+      <w:r>
+        <w:rPr>
+          <w:lang w:val="zh_TW" w:bidi="zh_TW"/>
+        </w:rPr>
+        <w:t xml:space="preserve"> 這個詞的意思是「女孩」、「小女孩」或「少女」（</w:t>
+      </w:r>
+      <w:hyperlink r:id="rId358">
+        <w:r>
+          <w:rPr>
+            <w:lang w:val="zh_TW" w:bidi="zh_TW"/>
+          </w:rPr>
+          <w:rPr>
+            <w:color w:val="0000EE"/>
+            <w:u w:val="single"/>
+          </w:rPr>
+          <w:t>太9:24–25</w:t>
+        </w:r>
+      </w:hyperlink>
+      <w:r>
+        <w:rPr>
+          <w:lang w:val="zh_TW" w:bidi="zh_TW"/>
+        </w:rPr>
+        <w:t>；譯註：和合本譯為「閨女」）。</w:t>
+      </w:r>
+    </w:p>
+    <w:p>
+      <w:pPr>
+        <w:pStyle w:val="ListNumber"/>
+        <w:spacing w:line="240" w:lineRule="auto"/>
+        <w:ind w:left="720"/>
+      </w:pPr>
+      <w:r>
+        <w:rPr>
+          <w:lang w:val="zh_TW" w:bidi="zh_TW"/>
+        </w:rPr>
+      </w:r>
+      <w:r>
+        <w:rPr>
+          <w:i/>
+          <w:lang w:val="zh_TW" w:bidi="zh_TW"/>
+        </w:rPr>
+        <w:t>paidiske。</w:t>
+      </w:r>
+      <w:r>
+        <w:rPr>
+          <w:lang w:val="zh_TW" w:bidi="zh_TW"/>
+        </w:rPr>
+        <w:t xml:space="preserve"> 這個詞起初是指「年輕婦女」，後來也可以指「奴婢」、「女僕」或「使女」（</w:t>
+      </w:r>
+      <w:hyperlink r:id="rId359">
+        <w:r>
+          <w:rPr>
+            <w:lang w:val="zh_TW" w:bidi="zh_TW"/>
+          </w:rPr>
+          <w:rPr>
+            <w:color w:val="0000EE"/>
+            <w:u w:val="single"/>
+          </w:rPr>
+          <w:t>可14:66</w:t>
+        </w:r>
+      </w:hyperlink>
+      <w:r>
+        <w:rPr>
+          <w:lang w:val="zh_TW" w:bidi="zh_TW"/>
+        </w:rPr>
+        <w:t>；</w:t>
+      </w:r>
+      <w:hyperlink r:id="rId360">
+        <w:r>
+          <w:rPr>
+            <w:lang w:val="zh_TW" w:bidi="zh_TW"/>
+          </w:rPr>
+          <w:rPr>
+            <w:color w:val="0000EE"/>
+            <w:u w:val="single"/>
+          </w:rPr>
+          <w:t>路12:45</w:t>
+        </w:r>
+      </w:hyperlink>
+      <w:r>
+        <w:rPr>
+          <w:lang w:val="zh_TW" w:bidi="zh_TW"/>
+        </w:rPr>
+        <w:t>）。它源自</w:t>
+      </w:r>
+      <w:r>
+        <w:rPr>
+          <w:i/>
+          <w:lang w:val="zh_TW" w:bidi="zh_TW"/>
+        </w:rPr>
+        <w:t>pais</w:t>
+      </w:r>
+      <w:r>
+        <w:rPr>
+          <w:lang w:val="zh_TW" w:bidi="zh_TW"/>
+        </w:rPr>
+        <w:t>（「小女孩」、「少女」或「孩子」）（</w:t>
+      </w:r>
+      <w:hyperlink r:id="rId361">
+        <w:r>
+          <w:rPr>
+            <w:lang w:val="zh_TW" w:bidi="zh_TW"/>
+          </w:rPr>
+          <w:rPr>
+            <w:color w:val="0000EE"/>
+            <w:u w:val="single"/>
+          </w:rPr>
+          <w:t>路8:51</w:t>
+        </w:r>
+      </w:hyperlink>
+      <w:r>
+        <w:rPr>
+          <w:lang w:val="zh_TW" w:bidi="zh_TW"/>
+        </w:rPr>
+        <w:t>、</w:t>
+      </w:r>
+      <w:hyperlink r:id="rId361">
+        <w:r>
+          <w:rPr>
+            <w:lang w:val="zh_TW" w:bidi="zh_TW"/>
+          </w:rPr>
+          <w:rPr>
+            <w:color w:val="0000EE"/>
+            <w:u w:val="single"/>
+          </w:rPr>
+          <w:t>54</w:t>
+        </w:r>
+      </w:hyperlink>
+      <w:r>
+        <w:rPr>
+          <w:lang w:val="zh_TW" w:bidi="zh_TW"/>
+        </w:rPr>
+        <w:t>）。</w:t>
+      </w:r>
+    </w:p>
+    <w:p>
+      <w:pPr>
+        <w:pStyle w:val="ListNumber"/>
+        <w:spacing w:line="240" w:lineRule="auto"/>
+        <w:ind w:left="720"/>
+      </w:pPr>
+      <w:r>
+        <w:rPr>
+          <w:lang w:val="zh_TW" w:bidi="zh_TW"/>
+        </w:rPr>
+      </w:r>
+      <w:r>
+        <w:rPr>
+          <w:i/>
+          <w:lang w:val="zh_TW" w:bidi="zh_TW"/>
+        </w:rPr>
+        <w:t>numphe</w:t>
+      </w:r>
+      <w:r>
+        <w:rPr>
+          <w:lang w:val="zh_TW" w:bidi="zh_TW"/>
+        </w:rPr>
+        <w:t>。這個詞語的意思是「年輕的妻子」、「新婦」和「媳婦」（</w:t>
+      </w:r>
+      <w:hyperlink r:id="rId362">
+        <w:r>
+          <w:rPr>
+            <w:lang w:val="zh_TW" w:bidi="zh_TW"/>
+          </w:rPr>
+          <w:rPr>
+            <w:color w:val="0000EE"/>
+            <w:u w:val="single"/>
+          </w:rPr>
+          <w:t>路12:53</w:t>
+        </w:r>
+      </w:hyperlink>
+      <w:r>
+        <w:rPr>
+          <w:lang w:val="zh_TW" w:bidi="zh_TW"/>
+        </w:rPr>
+        <w:t>；</w:t>
+      </w:r>
+      <w:hyperlink r:id="rId363">
+        <w:r>
+          <w:rPr>
+            <w:lang w:val="zh_TW" w:bidi="zh_TW"/>
+          </w:rPr>
+          <w:rPr>
+            <w:color w:val="0000EE"/>
+            <w:u w:val="single"/>
+          </w:rPr>
+          <w:t>啟21:2</w:t>
+        </w:r>
+      </w:hyperlink>
+      <w:r>
+        <w:rPr>
+          <w:lang w:val="zh_TW" w:bidi="zh_TW"/>
+        </w:rPr>
+        <w:t>）。</w:t>
+      </w:r>
+    </w:p>
+    <w:p>
+      <w:pPr>
+        <w:pStyle w:val="ListNumber"/>
+        <w:spacing w:line="240" w:lineRule="auto"/>
+        <w:ind w:left="720"/>
+      </w:pPr>
+      <w:r>
+        <w:rPr>
+          <w:lang w:val="zh_TW" w:bidi="zh_TW"/>
+        </w:rPr>
+      </w:r>
+      <w:r>
+        <w:rPr>
+          <w:i/>
+          <w:lang w:val="zh_TW" w:bidi="zh_TW"/>
+        </w:rPr>
+        <w:t xml:space="preserve">parthenos。 </w:t>
+      </w:r>
+      <w:r>
+        <w:rPr>
+          <w:lang w:val="zh_TW" w:bidi="zh_TW"/>
+        </w:rPr>
+        <w:t>這是新約聖經裡最常用來表示「童女」的希臘文字詞，在新約聖經中出現14次。</w:t>
+      </w:r>
+    </w:p>
+    <w:p>
+      <w:pPr/>
+      <w:r>
+        <w:rPr>
+          <w:lang w:val="zh_TW" w:bidi="zh_TW"/>
+        </w:rPr>
+      </w:r>
+      <w:r>
+        <w:rPr>
+          <w:i/>
+          <w:lang w:val="zh_TW" w:bidi="zh_TW"/>
+        </w:rPr>
+        <w:t xml:space="preserve">另見 </w:t>
+      </w:r>
+      <w:r>
+        <w:rPr>
+          <w:lang w:val="zh_TW" w:bidi="zh_TW"/>
+        </w:rPr>
+        <w:t>奴隸，奴隸制度</w:t>
       </w:r>
       <w:r>
         <w:rPr>
@@ -12379,6 +13272,18 @@
   </w:num>
   <w:num w:numId="13" w16cid:durableId="592781308">
     <w:abstractNumId w:val="11"/>
+  </w:num>
+  <w:num w:numId="14">
+    <w:abstractNumId w:val="3"/>
+    <w:lvlOverride w:ilvl="0">
+      <w:startOverride w:val="1"/>
+    </w:lvlOverride>
+  </w:num>
+  <w:num w:numId="15">
+    <w:abstractNumId w:val="3"/>
+    <w:lvlOverride w:ilvl="0">
+      <w:startOverride w:val="1"/>
+    </w:lvlOverride>
   </w:num>
   <w:numIdMacAtCleanup w:val="10"/>
 </w:numbering>

--- a/zht/docx/008.content.docx
+++ b/zht/docx/008.content.docx
@@ -19,7 +19,7 @@
         <w:rPr>
           <w:lang w:val="zh_TW" w:bidi="zh_TW"/>
         </w:rPr>
-        <w:t>Resource: Tyndale Open Bible Dictionary</w:t>
+        <w:t>Resource: Aquifer Open Bible Dictionary</w:t>
       </w:r>
       <w:r>
         <w:rPr>
@@ -112,7 +112,7 @@
         <w:rPr>
           <w:lang w:val="zh_TW" w:bidi="zh_TW"/>
         </w:rPr>
-        <w:t>Tyndale Open Bible Dictionary</w:t>
+        <w:t>Aquifer Open Bible Dictionary</w:t>
       </w:r>
     </w:p>
     <w:p>

--- a/zht/docx/008.content.docx
+++ b/zht/docx/008.content.docx
@@ -279,18 +279,12 @@
         </w:rPr>
         <w:t>安慰（</w:t>
       </w:r>
-      <w:hyperlink r:id="rId13">
-        <w:r>
-          <w:rPr>
-            <w:lang w:val="zh_TW" w:bidi="zh_TW"/>
-          </w:rPr>
-          <w:rPr>
-            <w:color w:val="0000EE"/>
-            <w:u w:val="single"/>
-          </w:rPr>
-          <w:t>耶16:7</w:t>
-        </w:r>
-      </w:hyperlink>
+      <w:r>
+        <w:rPr>
+          <w:lang w:val="zh_TW" w:bidi="zh_TW"/>
+        </w:rPr>
+        <w:t>耶16:7</w:t>
+      </w:r>
       <w:r>
         <w:rPr>
           <w:lang w:val="zh_TW" w:bidi="zh_TW"/>
@@ -315,18 +309,12 @@
         </w:rPr>
         <w:t>鬼（</w:t>
       </w:r>
-      <w:hyperlink r:id="rId14">
-        <w:r>
-          <w:rPr>
-            <w:lang w:val="zh_TW" w:bidi="zh_TW"/>
-          </w:rPr>
-          <w:rPr>
-            <w:color w:val="0000EE"/>
-            <w:u w:val="single"/>
-          </w:rPr>
-          <w:t>林前10:21</w:t>
-        </w:r>
-      </w:hyperlink>
+      <w:r>
+        <w:rPr>
+          <w:lang w:val="zh_TW" w:bidi="zh_TW"/>
+        </w:rPr>
+        <w:t>林前10:21</w:t>
+      </w:r>
       <w:r>
         <w:rPr>
           <w:lang w:val="zh_TW" w:bidi="zh_TW"/>
@@ -351,18 +339,12 @@
         </w:rPr>
         <w:t>占卜（</w:t>
       </w:r>
-      <w:hyperlink r:id="rId15">
-        <w:r>
-          <w:rPr>
-            <w:lang w:val="zh_TW" w:bidi="zh_TW"/>
-          </w:rPr>
-          <w:rPr>
-            <w:color w:val="0000EE"/>
-            <w:u w:val="single"/>
-          </w:rPr>
-          <w:t>創44:2、5</w:t>
-        </w:r>
-      </w:hyperlink>
+      <w:r>
+        <w:rPr>
+          <w:lang w:val="zh_TW" w:bidi="zh_TW"/>
+        </w:rPr>
+        <w:t>創44:2、5</w:t>
+      </w:r>
       <w:r>
         <w:rPr>
           <w:lang w:val="zh_TW" w:bidi="zh_TW"/>
@@ -387,18 +369,12 @@
         </w:rPr>
         <w:t>醉酒（</w:t>
       </w:r>
-      <w:hyperlink r:id="rId16">
-        <w:r>
-          <w:rPr>
-            <w:lang w:val="zh_TW" w:bidi="zh_TW"/>
-          </w:rPr>
-          <w:rPr>
-            <w:color w:val="0000EE"/>
-            <w:u w:val="single"/>
-          </w:rPr>
-          <w:t>箴23:31</w:t>
-        </w:r>
-      </w:hyperlink>
+      <w:r>
+        <w:rPr>
+          <w:lang w:val="zh_TW" w:bidi="zh_TW"/>
+        </w:rPr>
+        <w:t>箴23:31</w:t>
+      </w:r>
       <w:r>
         <w:rPr>
           <w:lang w:val="zh_TW" w:bidi="zh_TW"/>
@@ -423,30 +399,18 @@
         </w:rPr>
         <w:t>淫亂（</w:t>
       </w:r>
-      <w:hyperlink r:id="rId17">
-        <w:r>
-          <w:rPr>
-            <w:lang w:val="zh_TW" w:bidi="zh_TW"/>
-          </w:rPr>
-          <w:rPr>
-            <w:color w:val="0000EE"/>
-            <w:u w:val="single"/>
-          </w:rPr>
-          <w:t>啟17:4，</w:t>
-        </w:r>
-      </w:hyperlink>
-      <w:hyperlink r:id="rId18">
-        <w:r>
-          <w:rPr>
-            <w:lang w:val="zh_TW" w:bidi="zh_TW"/>
-          </w:rPr>
-          <w:rPr>
-            <w:color w:val="0000EE"/>
-            <w:u w:val="single"/>
-          </w:rPr>
-          <w:t>18:6</w:t>
-        </w:r>
-      </w:hyperlink>
+      <w:r>
+        <w:rPr>
+          <w:lang w:val="zh_TW" w:bidi="zh_TW"/>
+        </w:rPr>
+        <w:t>啟17:4，</w:t>
+      </w:r>
+      <w:r>
+        <w:rPr>
+          <w:lang w:val="zh_TW" w:bidi="zh_TW"/>
+        </w:rPr>
+        <w:t>18:6</w:t>
+      </w:r>
       <w:r>
         <w:rPr>
           <w:lang w:val="zh_TW" w:bidi="zh_TW"/>
@@ -471,18 +435,12 @@
         </w:rPr>
         <w:t>產業（</w:t>
       </w:r>
-      <w:hyperlink r:id="rId19">
-        <w:r>
-          <w:rPr>
-            <w:lang w:val="zh_TW" w:bidi="zh_TW"/>
-          </w:rPr>
-          <w:rPr>
-            <w:color w:val="0000EE"/>
-            <w:u w:val="single"/>
-          </w:rPr>
-          <w:t>詩16:5</w:t>
-        </w:r>
-      </w:hyperlink>
+      <w:r>
+        <w:rPr>
+          <w:lang w:val="zh_TW" w:bidi="zh_TW"/>
+        </w:rPr>
+        <w:t>詩16:5</w:t>
+      </w:r>
       <w:r>
         <w:rPr>
           <w:lang w:val="zh_TW" w:bidi="zh_TW"/>
@@ -507,132 +465,78 @@
         </w:rPr>
         <w:t>審判（</w:t>
       </w:r>
-      <w:hyperlink r:id="rId20">
-        <w:r>
-          <w:rPr>
-            <w:lang w:val="zh_TW" w:bidi="zh_TW"/>
-          </w:rPr>
-          <w:rPr>
-            <w:color w:val="0000EE"/>
-            <w:u w:val="single"/>
-          </w:rPr>
-          <w:t>詩11:6</w:t>
-        </w:r>
-      </w:hyperlink>
+      <w:r>
+        <w:rPr>
+          <w:lang w:val="zh_TW" w:bidi="zh_TW"/>
+        </w:rPr>
+        <w:t>詩11:6</w:t>
+      </w:r>
       <w:r>
         <w:rPr>
           <w:lang w:val="zh_TW" w:bidi="zh_TW"/>
         </w:rPr>
         <w:t>，</w:t>
       </w:r>
-      <w:hyperlink r:id="rId21">
-        <w:r>
-          <w:rPr>
-            <w:lang w:val="zh_TW" w:bidi="zh_TW"/>
-          </w:rPr>
-          <w:rPr>
-            <w:color w:val="0000EE"/>
-            <w:u w:val="single"/>
-          </w:rPr>
-          <w:t>75:8；</w:t>
-        </w:r>
-      </w:hyperlink>
-      <w:hyperlink r:id="rId22">
-        <w:r>
-          <w:rPr>
-            <w:lang w:val="zh_TW" w:bidi="zh_TW"/>
-          </w:rPr>
-          <w:rPr>
-            <w:color w:val="0000EE"/>
-            <w:u w:val="single"/>
-          </w:rPr>
-          <w:t>賽51:17、22；</w:t>
-        </w:r>
-      </w:hyperlink>
-      <w:hyperlink r:id="rId23">
-        <w:r>
-          <w:rPr>
-            <w:lang w:val="zh_TW" w:bidi="zh_TW"/>
-          </w:rPr>
-          <w:rPr>
-            <w:color w:val="0000EE"/>
-            <w:u w:val="single"/>
-          </w:rPr>
-          <w:t>耶49:12；</w:t>
-        </w:r>
-      </w:hyperlink>
-      <w:hyperlink r:id="rId24">
-        <w:r>
-          <w:rPr>
-            <w:lang w:val="zh_TW" w:bidi="zh_TW"/>
-          </w:rPr>
-          <w:rPr>
-            <w:color w:val="0000EE"/>
-            <w:u w:val="single"/>
-          </w:rPr>
-          <w:t>結23:33；</w:t>
-        </w:r>
-      </w:hyperlink>
-      <w:hyperlink r:id="rId25">
-        <w:r>
-          <w:rPr>
-            <w:lang w:val="zh_TW" w:bidi="zh_TW"/>
-          </w:rPr>
-          <w:rPr>
-            <w:color w:val="0000EE"/>
-            <w:u w:val="single"/>
-          </w:rPr>
-          <w:t>亞12:2；</w:t>
-        </w:r>
-      </w:hyperlink>
-      <w:hyperlink r:id="rId26">
-        <w:r>
-          <w:rPr>
-            <w:lang w:val="zh_TW" w:bidi="zh_TW"/>
-          </w:rPr>
-          <w:rPr>
-            <w:color w:val="0000EE"/>
-            <w:u w:val="single"/>
-          </w:rPr>
-          <w:t>啟14:10</w:t>
-        </w:r>
-      </w:hyperlink>
+      <w:r>
+        <w:rPr>
+          <w:lang w:val="zh_TW" w:bidi="zh_TW"/>
+        </w:rPr>
+        <w:t>75:8；</w:t>
+      </w:r>
+      <w:r>
+        <w:rPr>
+          <w:lang w:val="zh_TW" w:bidi="zh_TW"/>
+        </w:rPr>
+        <w:t>賽51:17、22；</w:t>
+      </w:r>
+      <w:r>
+        <w:rPr>
+          <w:lang w:val="zh_TW" w:bidi="zh_TW"/>
+        </w:rPr>
+        <w:t>耶49:12；</w:t>
+      </w:r>
+      <w:r>
+        <w:rPr>
+          <w:lang w:val="zh_TW" w:bidi="zh_TW"/>
+        </w:rPr>
+        <w:t>結23:33；</w:t>
+      </w:r>
+      <w:r>
+        <w:rPr>
+          <w:lang w:val="zh_TW" w:bidi="zh_TW"/>
+        </w:rPr>
+        <w:t>亞12:2；</w:t>
+      </w:r>
+      <w:r>
+        <w:rPr>
+          <w:lang w:val="zh_TW" w:bidi="zh_TW"/>
+        </w:rPr>
+        <w:t>啟14:10</w:t>
+      </w:r>
       <w:r>
         <w:rPr>
           <w:lang w:val="zh_TW" w:bidi="zh_TW"/>
         </w:rPr>
         <w:t>，</w:t>
       </w:r>
-      <w:hyperlink r:id="rId27">
-        <w:r>
-          <w:rPr>
-            <w:lang w:val="zh_TW" w:bidi="zh_TW"/>
-          </w:rPr>
-          <w:rPr>
-            <w:color w:val="0000EE"/>
-            <w:u w:val="single"/>
-          </w:rPr>
-          <w:t>16:19</w:t>
-        </w:r>
-      </w:hyperlink>
+      <w:r>
+        <w:rPr>
+          <w:lang w:val="zh_TW" w:bidi="zh_TW"/>
+        </w:rPr>
+        <w:t>16:19</w:t>
+      </w:r>
       <w:r>
         <w:rPr>
           <w:lang w:val="zh_TW" w:bidi="zh_TW"/>
         </w:rPr>
         <w:t>，</w:t>
       </w:r>
-      <w:hyperlink r:id="rId18">
-        <w:r>
-          <w:rPr>
-            <w:lang w:val="zh_TW" w:bidi="zh_TW"/>
-          </w:rPr>
-          <w:rPr>
-            <w:color w:val="0000EE"/>
-            <w:u w:val="single"/>
-          </w:rPr>
-          <w:t>18:6</w:t>
-        </w:r>
-      </w:hyperlink>
+      <w:r>
+        <w:rPr>
+          <w:lang w:val="zh_TW" w:bidi="zh_TW"/>
+        </w:rPr>
+        <w:t>18:6</w:t>
+      </w:r>
       <w:r>
         <w:rPr>
           <w:lang w:val="zh_TW" w:bidi="zh_TW"/>
@@ -657,18 +561,12 @@
         </w:rPr>
         <w:t>主（</w:t>
       </w:r>
-      <w:hyperlink r:id="rId14">
-        <w:r>
-          <w:rPr>
-            <w:lang w:val="zh_TW" w:bidi="zh_TW"/>
-          </w:rPr>
-          <w:rPr>
-            <w:color w:val="0000EE"/>
-            <w:u w:val="single"/>
-          </w:rPr>
-          <w:t>林前10:21</w:t>
-        </w:r>
-      </w:hyperlink>
+      <w:r>
+        <w:rPr>
+          <w:lang w:val="zh_TW" w:bidi="zh_TW"/>
+        </w:rPr>
+        <w:t>林前10:21</w:t>
+      </w:r>
       <w:r>
         <w:rPr>
           <w:lang w:val="zh_TW" w:bidi="zh_TW"/>
@@ -693,18 +591,12 @@
         </w:rPr>
         <w:t>興盛或祝福（</w:t>
       </w:r>
-      <w:hyperlink r:id="rId28">
-        <w:r>
-          <w:rPr>
-            <w:lang w:val="zh_TW" w:bidi="zh_TW"/>
-          </w:rPr>
-          <w:rPr>
-            <w:color w:val="0000EE"/>
-            <w:u w:val="single"/>
-          </w:rPr>
-          <w:t>詩23:5</w:t>
-        </w:r>
-      </w:hyperlink>
+      <w:r>
+        <w:rPr>
+          <w:lang w:val="zh_TW" w:bidi="zh_TW"/>
+        </w:rPr>
+        <w:t>詩23:5</w:t>
+      </w:r>
       <w:r>
         <w:rPr>
           <w:lang w:val="zh_TW" w:bidi="zh_TW"/>
@@ -729,18 +621,12 @@
         </w:rPr>
         <w:t>救恩（</w:t>
       </w:r>
-      <w:hyperlink r:id="rId29">
-        <w:r>
-          <w:rPr>
-            <w:lang w:val="zh_TW" w:bidi="zh_TW"/>
-          </w:rPr>
-          <w:rPr>
-            <w:color w:val="0000EE"/>
-            <w:u w:val="single"/>
-          </w:rPr>
-          <w:t>詩116:13</w:t>
-        </w:r>
-      </w:hyperlink>
+      <w:r>
+        <w:rPr>
+          <w:lang w:val="zh_TW" w:bidi="zh_TW"/>
+        </w:rPr>
+        <w:t>詩116:13</w:t>
+      </w:r>
       <w:r>
         <w:rPr>
           <w:lang w:val="zh_TW" w:bidi="zh_TW"/>
@@ -765,96 +651,60 @@
         </w:rPr>
         <w:t>受苦（</w:t>
       </w:r>
-      <w:hyperlink r:id="rId30">
-        <w:r>
-          <w:rPr>
-            <w:lang w:val="zh_TW" w:bidi="zh_TW"/>
-          </w:rPr>
-          <w:rPr>
-            <w:color w:val="0000EE"/>
-            <w:u w:val="single"/>
-          </w:rPr>
-          <w:t>太20:22，</w:t>
-        </w:r>
-      </w:hyperlink>
-      <w:hyperlink r:id="rId31">
-        <w:r>
-          <w:rPr>
-            <w:lang w:val="zh_TW" w:bidi="zh_TW"/>
-          </w:rPr>
-          <w:rPr>
-            <w:color w:val="0000EE"/>
-            <w:u w:val="single"/>
-          </w:rPr>
-          <w:t>26:39</w:t>
-        </w:r>
-      </w:hyperlink>
+      <w:r>
+        <w:rPr>
+          <w:lang w:val="zh_TW" w:bidi="zh_TW"/>
+        </w:rPr>
+        <w:t>太20:22，</w:t>
+      </w:r>
+      <w:r>
+        <w:rPr>
+          <w:lang w:val="zh_TW" w:bidi="zh_TW"/>
+        </w:rPr>
+        <w:t>26:39</w:t>
+      </w:r>
       <w:r>
         <w:rPr>
           <w:lang w:val="zh_TW" w:bidi="zh_TW"/>
         </w:rPr>
         <w:t>；</w:t>
       </w:r>
-      <w:hyperlink r:id="rId32">
-        <w:r>
-          <w:rPr>
-            <w:lang w:val="zh_TW" w:bidi="zh_TW"/>
-          </w:rPr>
-          <w:rPr>
-            <w:color w:val="0000EE"/>
-            <w:u w:val="single"/>
-          </w:rPr>
-          <w:t>可10:39，</w:t>
-        </w:r>
-      </w:hyperlink>
-      <w:hyperlink r:id="rId33">
-        <w:r>
-          <w:rPr>
-            <w:lang w:val="zh_TW" w:bidi="zh_TW"/>
-          </w:rPr>
-          <w:rPr>
-            <w:color w:val="0000EE"/>
-            <w:u w:val="single"/>
-          </w:rPr>
-          <w:t>14:36</w:t>
-        </w:r>
-      </w:hyperlink>
+      <w:r>
+        <w:rPr>
+          <w:lang w:val="zh_TW" w:bidi="zh_TW"/>
+        </w:rPr>
+        <w:t>可10:39，</w:t>
+      </w:r>
+      <w:r>
+        <w:rPr>
+          <w:lang w:val="zh_TW" w:bidi="zh_TW"/>
+        </w:rPr>
+        <w:t>14:36</w:t>
+      </w:r>
       <w:r>
         <w:rPr>
           <w:lang w:val="zh_TW" w:bidi="zh_TW"/>
         </w:rPr>
         <w:t>；</w:t>
       </w:r>
-      <w:hyperlink r:id="rId34">
-        <w:r>
-          <w:rPr>
-            <w:lang w:val="zh_TW" w:bidi="zh_TW"/>
-          </w:rPr>
-          <w:rPr>
-            <w:color w:val="0000EE"/>
-            <w:u w:val="single"/>
-          </w:rPr>
-          <w:t>路22:42</w:t>
-        </w:r>
-      </w:hyperlink>
+      <w:r>
+        <w:rPr>
+          <w:lang w:val="zh_TW" w:bidi="zh_TW"/>
+        </w:rPr>
+        <w:t>路22:42</w:t>
+      </w:r>
       <w:r>
         <w:rPr>
           <w:lang w:val="zh_TW" w:bidi="zh_TW"/>
         </w:rPr>
         <w:t>；</w:t>
       </w:r>
-      <w:hyperlink r:id="rId35">
-        <w:r>
-          <w:rPr>
-            <w:lang w:val="zh_TW" w:bidi="zh_TW"/>
-          </w:rPr>
-          <w:rPr>
-            <w:color w:val="0000EE"/>
-            <w:u w:val="single"/>
-          </w:rPr>
-          <w:t>約18:11</w:t>
-        </w:r>
-      </w:hyperlink>
+      <w:r>
+        <w:rPr>
+          <w:lang w:val="zh_TW" w:bidi="zh_TW"/>
+        </w:rPr>
+        <w:t>約18:11</w:t>
+      </w:r>
       <w:r>
         <w:rPr>
           <w:lang w:val="zh_TW" w:bidi="zh_TW"/>
@@ -879,18 +729,12 @@
         </w:rPr>
         <w:t>感恩（</w:t>
       </w:r>
-      <w:hyperlink r:id="rId36">
-        <w:r>
-          <w:rPr>
-            <w:lang w:val="zh_TW" w:bidi="zh_TW"/>
-          </w:rPr>
-          <w:rPr>
-            <w:color w:val="0000EE"/>
-            <w:u w:val="single"/>
-          </w:rPr>
-          <w:t>林前10:16</w:t>
-        </w:r>
-      </w:hyperlink>
+      <w:r>
+        <w:rPr>
+          <w:lang w:val="zh_TW" w:bidi="zh_TW"/>
+        </w:rPr>
+        <w:t>林前10:16</w:t>
+      </w:r>
       <w:r>
         <w:rPr>
           <w:lang w:val="zh_TW" w:bidi="zh_TW"/>
@@ -978,216 +822,144 @@
         </w:rPr>
         <w:t>因喪親、意外或災難引起的情感痛苦。悲傷是指引起或感受到悲痛或苦惱。這一概念在聖經中於多種情境下出現。以撒和利百加因他們的兒子以掃娶了一位赫人女子而感到悲傷（</w:t>
       </w:r>
-      <w:hyperlink r:id="rId37">
-        <w:r>
-          <w:rPr>
-            <w:lang w:val="zh_TW" w:bidi="zh_TW"/>
-          </w:rPr>
-          <w:rPr>
-            <w:color w:val="0000EE"/>
-            <w:u w:val="single"/>
-          </w:rPr>
-          <w:t>創26:35</w:t>
-        </w:r>
-      </w:hyperlink>
+      <w:r>
+        <w:rPr>
+          <w:lang w:val="zh_TW" w:bidi="zh_TW"/>
+        </w:rPr>
+        <w:t>創26:35</w:t>
+      </w:r>
       <w:r>
         <w:rPr>
           <w:lang w:val="zh_TW" w:bidi="zh_TW"/>
         </w:rPr>
         <w:t>，譯註：和合本譯為愁煩）。神為以色列因不順服而遭遇的痛苦哀傷（</w:t>
       </w:r>
-      <w:hyperlink r:id="rId38">
-        <w:r>
-          <w:rPr>
-            <w:lang w:val="zh_TW" w:bidi="zh_TW"/>
-          </w:rPr>
-          <w:rPr>
-            <w:color w:val="0000EE"/>
-            <w:u w:val="single"/>
-          </w:rPr>
-          <w:t>士10:16</w:t>
-        </w:r>
-      </w:hyperlink>
+      <w:r>
+        <w:rPr>
+          <w:lang w:val="zh_TW" w:bidi="zh_TW"/>
+        </w:rPr>
+        <w:t>士10:16</w:t>
+      </w:r>
       <w:r>
         <w:rPr>
           <w:lang w:val="zh_TW" w:bidi="zh_TW"/>
         </w:rPr>
         <w:t>，譯註：和本合譯為擔憂）。哈拿因沒有兒子而悲傷——以至於禱告時看起來像喝醉了（</w:t>
       </w:r>
-      <w:hyperlink r:id="rId39">
-        <w:r>
-          <w:rPr>
-            <w:lang w:val="zh_TW" w:bidi="zh_TW"/>
-          </w:rPr>
-          <w:rPr>
-            <w:color w:val="0000EE"/>
-            <w:u w:val="single"/>
-          </w:rPr>
-          <w:t>撒上1:16</w:t>
-        </w:r>
-      </w:hyperlink>
+      <w:r>
+        <w:rPr>
+          <w:lang w:val="zh_TW" w:bidi="zh_TW"/>
+        </w:rPr>
+        <w:t>撒上1:16</w:t>
+      </w:r>
       <w:r>
         <w:rPr>
           <w:lang w:val="zh_TW" w:bidi="zh_TW"/>
         </w:rPr>
         <w:t>，譯註：和合本譯為愁苦）。同樣地，撒母耳因掃羅王的不服從而心煩意亂，整夜禱告。約伯因個人損失而極度悲傷（</w:t>
       </w:r>
-      <w:hyperlink r:id="rId40">
-        <w:r>
-          <w:rPr>
-            <w:lang w:val="zh_TW" w:bidi="zh_TW"/>
-          </w:rPr>
-          <w:rPr>
-            <w:color w:val="0000EE"/>
-            <w:u w:val="single"/>
-          </w:rPr>
-          <w:t>伯2:13</w:t>
-        </w:r>
-      </w:hyperlink>
+      <w:r>
+        <w:rPr>
+          <w:lang w:val="zh_TW" w:bidi="zh_TW"/>
+        </w:rPr>
+        <w:t>伯2:13</w:t>
+      </w:r>
       <w:r>
         <w:rPr>
           <w:lang w:val="zh_TW" w:bidi="zh_TW"/>
         </w:rPr>
         <w:t>；參</w:t>
       </w:r>
-      <w:hyperlink r:id="rId41">
-        <w:r>
-          <w:rPr>
-            <w:lang w:val="zh_TW" w:bidi="zh_TW"/>
-          </w:rPr>
-          <w:rPr>
-            <w:color w:val="0000EE"/>
-            <w:u w:val="single"/>
-          </w:rPr>
-          <w:t>6:2</w:t>
-        </w:r>
-      </w:hyperlink>
+      <w:r>
+        <w:rPr>
+          <w:lang w:val="zh_TW" w:bidi="zh_TW"/>
+        </w:rPr>
+        <w:t>6:2</w:t>
+      </w:r>
       <w:r>
         <w:rPr>
           <w:lang w:val="zh_TW" w:bidi="zh_TW"/>
         </w:rPr>
         <w:t>；</w:t>
       </w:r>
-      <w:hyperlink r:id="rId42">
-        <w:r>
-          <w:rPr>
-            <w:lang w:val="zh_TW" w:bidi="zh_TW"/>
-          </w:rPr>
-          <w:rPr>
-            <w:color w:val="0000EE"/>
-            <w:u w:val="single"/>
-          </w:rPr>
-          <w:t>16:6</w:t>
-        </w:r>
-      </w:hyperlink>
+      <w:r>
+        <w:rPr>
+          <w:lang w:val="zh_TW" w:bidi="zh_TW"/>
+        </w:rPr>
+        <w:t>16:6</w:t>
+      </w:r>
       <w:r>
         <w:rPr>
           <w:lang w:val="zh_TW" w:bidi="zh_TW"/>
         </w:rPr>
         <w:t>），詩篇作者詩意地表達了苦惱和悲傷（</w:t>
       </w:r>
-      <w:hyperlink r:id="rId43">
-        <w:r>
-          <w:rPr>
-            <w:lang w:val="zh_TW" w:bidi="zh_TW"/>
-          </w:rPr>
-          <w:rPr>
-            <w:color w:val="0000EE"/>
-            <w:u w:val="single"/>
-          </w:rPr>
-          <w:t>詩6:7</w:t>
-        </w:r>
-      </w:hyperlink>
+      <w:r>
+        <w:rPr>
+          <w:lang w:val="zh_TW" w:bidi="zh_TW"/>
+        </w:rPr>
+        <w:t>詩6:7</w:t>
+      </w:r>
       <w:r>
         <w:rPr>
           <w:lang w:val="zh_TW" w:bidi="zh_TW"/>
         </w:rPr>
         <w:t>，</w:t>
       </w:r>
-      <w:hyperlink r:id="rId44">
-        <w:r>
-          <w:rPr>
-            <w:lang w:val="zh_TW" w:bidi="zh_TW"/>
-          </w:rPr>
-          <w:rPr>
-            <w:color w:val="0000EE"/>
-            <w:u w:val="single"/>
-          </w:rPr>
-          <w:t>31:9–10</w:t>
-        </w:r>
-      </w:hyperlink>
+      <w:r>
+        <w:rPr>
+          <w:lang w:val="zh_TW" w:bidi="zh_TW"/>
+        </w:rPr>
+        <w:t>31:9–10</w:t>
+      </w:r>
       <w:r>
         <w:rPr>
           <w:lang w:val="zh_TW" w:bidi="zh_TW"/>
         </w:rPr>
         <w:t>，</w:t>
       </w:r>
-      <w:hyperlink r:id="rId45">
-        <w:r>
-          <w:rPr>
-            <w:lang w:val="zh_TW" w:bidi="zh_TW"/>
-          </w:rPr>
-          <w:rPr>
-            <w:color w:val="0000EE"/>
-            <w:u w:val="single"/>
-          </w:rPr>
-          <w:t>69:26</w:t>
-        </w:r>
-      </w:hyperlink>
+      <w:r>
+        <w:rPr>
+          <w:lang w:val="zh_TW" w:bidi="zh_TW"/>
+        </w:rPr>
+        <w:t>69:26</w:t>
+      </w:r>
       <w:r>
         <w:rPr>
           <w:lang w:val="zh_TW" w:bidi="zh_TW"/>
         </w:rPr>
         <w:t>，</w:t>
       </w:r>
-      <w:hyperlink r:id="rId46">
-        <w:r>
-          <w:rPr>
-            <w:lang w:val="zh_TW" w:bidi="zh_TW"/>
-          </w:rPr>
-          <w:rPr>
-            <w:color w:val="0000EE"/>
-            <w:u w:val="single"/>
-          </w:rPr>
-          <w:t>73:21</w:t>
-        </w:r>
-      </w:hyperlink>
+      <w:r>
+        <w:rPr>
+          <w:lang w:val="zh_TW" w:bidi="zh_TW"/>
+        </w:rPr>
+        <w:t>73:21</w:t>
+      </w:r>
       <w:r>
         <w:rPr>
           <w:lang w:val="zh_TW" w:bidi="zh_TW"/>
         </w:rPr>
         <w:t>，</w:t>
       </w:r>
-      <w:hyperlink r:id="rId47">
-        <w:r>
-          <w:rPr>
-            <w:lang w:val="zh_TW" w:bidi="zh_TW"/>
-          </w:rPr>
-          <w:rPr>
-            <w:color w:val="0000EE"/>
-            <w:u w:val="single"/>
-          </w:rPr>
-          <w:t>95:10</w:t>
-        </w:r>
-      </w:hyperlink>
+      <w:r>
+        <w:rPr>
+          <w:lang w:val="zh_TW" w:bidi="zh_TW"/>
+        </w:rPr>
+        <w:t>95:10</w:t>
+      </w:r>
       <w:r>
         <w:rPr>
           <w:lang w:val="zh_TW" w:bidi="zh_TW"/>
         </w:rPr>
         <w:t>，</w:t>
       </w:r>
-      <w:hyperlink r:id="rId48">
-        <w:r>
-          <w:rPr>
-            <w:lang w:val="zh_TW" w:bidi="zh_TW"/>
-          </w:rPr>
-          <w:rPr>
-            <w:color w:val="0000EE"/>
-            <w:u w:val="single"/>
-          </w:rPr>
-          <w:t>112:10</w:t>
-        </w:r>
-      </w:hyperlink>
+      <w:r>
+        <w:rPr>
+          <w:lang w:val="zh_TW" w:bidi="zh_TW"/>
+        </w:rPr>
+        <w:t>112:10</w:t>
+      </w:r>
       <w:r>
         <w:rPr>
           <w:lang w:val="zh_TW" w:bidi="zh_TW"/>
@@ -1208,198 +980,132 @@
         </w:rPr>
         <w:t>耶穌經歷了悲傷和憂愁（</w:t>
       </w:r>
-      <w:hyperlink r:id="rId49">
-        <w:r>
-          <w:rPr>
-            <w:lang w:val="zh_TW" w:bidi="zh_TW"/>
-          </w:rPr>
-          <w:rPr>
-            <w:color w:val="0000EE"/>
-            <w:u w:val="single"/>
-          </w:rPr>
-          <w:t>可3:5</w:t>
-        </w:r>
-      </w:hyperlink>
+      <w:r>
+        <w:rPr>
+          <w:lang w:val="zh_TW" w:bidi="zh_TW"/>
+        </w:rPr>
+        <w:t>可3:5</w:t>
+      </w:r>
       <w:r>
         <w:rPr>
           <w:lang w:val="zh_TW" w:bidi="zh_TW"/>
         </w:rPr>
         <w:t>；</w:t>
       </w:r>
-      <w:hyperlink r:id="rId50">
-        <w:r>
-          <w:rPr>
-            <w:lang w:val="zh_TW" w:bidi="zh_TW"/>
-          </w:rPr>
-          <w:rPr>
-            <w:color w:val="0000EE"/>
-            <w:u w:val="single"/>
-          </w:rPr>
-          <w:t>約11:33</w:t>
-        </w:r>
-      </w:hyperlink>
+      <w:r>
+        <w:rPr>
+          <w:lang w:val="zh_TW" w:bidi="zh_TW"/>
+        </w:rPr>
+        <w:t>約11:33</w:t>
+      </w:r>
       <w:r>
         <w:rPr>
           <w:lang w:val="zh_TW" w:bidi="zh_TW"/>
         </w:rPr>
         <w:t>），包括為朋友的死而哭泣（</w:t>
       </w:r>
-      <w:hyperlink r:id="rId51">
-        <w:r>
-          <w:rPr>
-            <w:lang w:val="zh_TW" w:bidi="zh_TW"/>
-          </w:rPr>
-          <w:rPr>
-            <w:color w:val="0000EE"/>
-            <w:u w:val="single"/>
-          </w:rPr>
-          <w:t>約11:35</w:t>
-        </w:r>
-      </w:hyperlink>
+      <w:r>
+        <w:rPr>
+          <w:lang w:val="zh_TW" w:bidi="zh_TW"/>
+        </w:rPr>
+        <w:t>約11:35</w:t>
+      </w:r>
       <w:r>
         <w:rPr>
           <w:lang w:val="zh_TW" w:bidi="zh_TW"/>
         </w:rPr>
         <w:t>）。猶太人因使徒們教導基督的真理而感到煩惱（</w:t>
       </w:r>
-      <w:hyperlink r:id="rId52">
-        <w:r>
-          <w:rPr>
-            <w:lang w:val="zh_TW" w:bidi="zh_TW"/>
-          </w:rPr>
-          <w:rPr>
-            <w:color w:val="0000EE"/>
-            <w:u w:val="single"/>
-          </w:rPr>
-          <w:t>徒4:2</w:t>
-        </w:r>
-      </w:hyperlink>
+      <w:r>
+        <w:rPr>
+          <w:lang w:val="zh_TW" w:bidi="zh_TW"/>
+        </w:rPr>
+        <w:t>徒4:2</w:t>
+      </w:r>
       <w:r>
         <w:rPr>
           <w:lang w:val="zh_TW" w:bidi="zh_TW"/>
         </w:rPr>
         <w:t>）。使徒保羅指示信徒不要叫彼此憂愁（</w:t>
       </w:r>
-      <w:hyperlink r:id="rId53">
-        <w:r>
-          <w:rPr>
-            <w:lang w:val="zh_TW" w:bidi="zh_TW"/>
-          </w:rPr>
-          <w:rPr>
-            <w:color w:val="0000EE"/>
-            <w:u w:val="single"/>
-          </w:rPr>
-          <w:t>羅14:15</w:t>
-        </w:r>
-      </w:hyperlink>
+      <w:r>
+        <w:rPr>
+          <w:lang w:val="zh_TW" w:bidi="zh_TW"/>
+        </w:rPr>
+        <w:t>羅14:15</w:t>
+      </w:r>
       <w:r>
         <w:rPr>
           <w:lang w:val="zh_TW" w:bidi="zh_TW"/>
         </w:rPr>
         <w:t>），他自己也不想造成任何憂愁（</w:t>
       </w:r>
-      <w:hyperlink r:id="rId54">
-        <w:r>
-          <w:rPr>
-            <w:lang w:val="zh_TW" w:bidi="zh_TW"/>
-          </w:rPr>
-          <w:rPr>
-            <w:color w:val="0000EE"/>
-            <w:u w:val="single"/>
-          </w:rPr>
-          <w:t>林後2:1–5</w:t>
-        </w:r>
-      </w:hyperlink>
+      <w:r>
+        <w:rPr>
+          <w:lang w:val="zh_TW" w:bidi="zh_TW"/>
+        </w:rPr>
+        <w:t>林後2:1–5</w:t>
+      </w:r>
       <w:r>
         <w:rPr>
           <w:lang w:val="zh_TW" w:bidi="zh_TW"/>
         </w:rPr>
         <w:t>）。最重要的是，信徒不應該使聖靈擔憂（</w:t>
       </w:r>
-      <w:hyperlink r:id="rId55">
-        <w:r>
-          <w:rPr>
-            <w:lang w:val="zh_TW" w:bidi="zh_TW"/>
-          </w:rPr>
-          <w:rPr>
-            <w:color w:val="0000EE"/>
-            <w:u w:val="single"/>
-          </w:rPr>
-          <w:t>弗4:30</w:t>
-        </w:r>
-      </w:hyperlink>
+      <w:r>
+        <w:rPr>
+          <w:lang w:val="zh_TW" w:bidi="zh_TW"/>
+        </w:rPr>
+        <w:t>弗4:30</w:t>
+      </w:r>
       <w:r>
         <w:rPr>
           <w:lang w:val="zh_TW" w:bidi="zh_TW"/>
         </w:rPr>
         <w:t>）。信徒在這個陌生的世界中可能會經歷悲傷和痛苦（</w:t>
       </w:r>
-      <w:hyperlink r:id="rId56">
-        <w:r>
-          <w:rPr>
-            <w:lang w:val="zh_TW" w:bidi="zh_TW"/>
-          </w:rPr>
-          <w:rPr>
-            <w:color w:val="0000EE"/>
-            <w:u w:val="single"/>
-          </w:rPr>
-          <w:t>彼前2:19</w:t>
-        </w:r>
-      </w:hyperlink>
+      <w:r>
+        <w:rPr>
+          <w:lang w:val="zh_TW" w:bidi="zh_TW"/>
+        </w:rPr>
+        <w:t>彼前2:19</w:t>
+      </w:r>
       <w:r>
         <w:rPr>
           <w:lang w:val="zh_TW" w:bidi="zh_TW"/>
         </w:rPr>
         <w:t>）。在聖經時代，悲傷特別在死亡時通過尖叫、哀號和哭泣來表達（</w:t>
       </w:r>
-      <w:hyperlink r:id="rId57">
-        <w:r>
-          <w:rPr>
-            <w:lang w:val="zh_TW" w:bidi="zh_TW"/>
-          </w:rPr>
-          <w:rPr>
-            <w:color w:val="0000EE"/>
-            <w:u w:val="single"/>
-          </w:rPr>
-          <w:t>耶9:17–18</w:t>
-        </w:r>
-      </w:hyperlink>
+      <w:r>
+        <w:rPr>
+          <w:lang w:val="zh_TW" w:bidi="zh_TW"/>
+        </w:rPr>
+        <w:t>耶9:17–18</w:t>
+      </w:r>
       <w:r>
         <w:rPr>
           <w:lang w:val="zh_TW" w:bidi="zh_TW"/>
         </w:rPr>
         <w:t>；</w:t>
       </w:r>
-      <w:hyperlink r:id="rId58">
-        <w:r>
-          <w:rPr>
-            <w:lang w:val="zh_TW" w:bidi="zh_TW"/>
-          </w:rPr>
-          <w:rPr>
-            <w:color w:val="0000EE"/>
-            <w:u w:val="single"/>
-          </w:rPr>
-          <w:t>摩5:16</w:t>
-        </w:r>
-      </w:hyperlink>
+      <w:r>
+        <w:rPr>
+          <w:lang w:val="zh_TW" w:bidi="zh_TW"/>
+        </w:rPr>
+        <w:t>摩5:16</w:t>
+      </w:r>
       <w:r>
         <w:rPr>
           <w:lang w:val="zh_TW" w:bidi="zh_TW"/>
         </w:rPr>
         <w:t>；</w:t>
       </w:r>
-      <w:hyperlink r:id="rId59">
-        <w:r>
-          <w:rPr>
-            <w:lang w:val="zh_TW" w:bidi="zh_TW"/>
-          </w:rPr>
-          <w:rPr>
-            <w:color w:val="0000EE"/>
-            <w:u w:val="single"/>
-          </w:rPr>
-          <w:t>可5:38</w:t>
-        </w:r>
-      </w:hyperlink>
+      <w:r>
+        <w:rPr>
+          <w:lang w:val="zh_TW" w:bidi="zh_TW"/>
+        </w:rPr>
+        <w:t>可5:38</w:t>
+      </w:r>
       <w:r>
         <w:rPr>
           <w:lang w:val="zh_TW" w:bidi="zh_TW"/>
@@ -1501,54 +1207,36 @@
         </w:rPr>
         <w:t>鬼可以進入人的身體（</w:t>
       </w:r>
-      <w:hyperlink r:id="rId60">
-        <w:r>
-          <w:rPr>
-            <w:lang w:val="zh_TW" w:bidi="zh_TW"/>
-          </w:rPr>
-          <w:rPr>
-            <w:color w:val="0000EE"/>
-            <w:u w:val="single"/>
-          </w:rPr>
-          <w:t>路8:30</w:t>
-        </w:r>
-      </w:hyperlink>
+      <w:r>
+        <w:rPr>
+          <w:lang w:val="zh_TW" w:bidi="zh_TW"/>
+        </w:rPr>
+        <w:t>路8:30</w:t>
+      </w:r>
       <w:r>
         <w:rPr>
           <w:lang w:val="zh_TW" w:bidi="zh_TW"/>
         </w:rPr>
         <w:t>，</w:t>
       </w:r>
-      <w:hyperlink r:id="rId61">
-        <w:r>
-          <w:rPr>
-            <w:lang w:val="zh_TW" w:bidi="zh_TW"/>
-          </w:rPr>
-          <w:rPr>
-            <w:color w:val="0000EE"/>
-            <w:u w:val="single"/>
-          </w:rPr>
-          <w:t>22:3</w:t>
-        </w:r>
-      </w:hyperlink>
+      <w:r>
+        <w:rPr>
+          <w:lang w:val="zh_TW" w:bidi="zh_TW"/>
+        </w:rPr>
+        <w:t>22:3</w:t>
+      </w:r>
       <w:r>
         <w:rPr>
           <w:lang w:val="zh_TW" w:bidi="zh_TW"/>
         </w:rPr>
         <w:t>）以控制個人的思想和行為。有時人們會區分鬼的壓迫和鬼的附身，據稱這是區分來自外在的攻擊和來自內在的控制。雖然非基督徒可能會被說成是「被鬼附身」，但基督徒不會以這種方式被附身，因為基督徒是屬於基督，他的靈受聖靈為印記（</w:t>
       </w:r>
-      <w:hyperlink r:id="rId62">
-        <w:r>
-          <w:rPr>
-            <w:lang w:val="zh_TW" w:bidi="zh_TW"/>
-          </w:rPr>
-          <w:rPr>
-            <w:color w:val="0000EE"/>
-            <w:u w:val="single"/>
-          </w:rPr>
-          <w:t>弗1:13</w:t>
-        </w:r>
-      </w:hyperlink>
+      <w:r>
+        <w:rPr>
+          <w:lang w:val="zh_TW" w:bidi="zh_TW"/>
+        </w:rPr>
+        <w:t>弗1:13</w:t>
+      </w:r>
       <w:r>
         <w:rPr>
           <w:lang w:val="zh_TW" w:bidi="zh_TW"/>
@@ -1569,126 +1257,84 @@
         </w:rPr>
         <w:t>鬼也可以進入動物的身體，就像在</w:t>
       </w:r>
-      <w:hyperlink r:id="rId63">
-        <w:r>
-          <w:rPr>
-            <w:lang w:val="zh_TW" w:bidi="zh_TW"/>
-          </w:rPr>
-          <w:rPr>
-            <w:color w:val="0000EE"/>
-            <w:u w:val="single"/>
-          </w:rPr>
-          <w:t>馬可福音五章13節</w:t>
-        </w:r>
-      </w:hyperlink>
+      <w:r>
+        <w:rPr>
+          <w:lang w:val="zh_TW" w:bidi="zh_TW"/>
+        </w:rPr>
+        <w:t>馬可福音五章13節</w:t>
+      </w:r>
       <w:r>
         <w:rPr>
           <w:lang w:val="zh_TW" w:bidi="zh_TW"/>
         </w:rPr>
         <w:t>中的豬群一樣。鬼與邪術的書（</w:t>
       </w:r>
-      <w:hyperlink r:id="rId64">
-        <w:r>
-          <w:rPr>
-            <w:lang w:val="zh_TW" w:bidi="zh_TW"/>
-          </w:rPr>
-          <w:rPr>
-            <w:color w:val="0000EE"/>
-            <w:u w:val="single"/>
-          </w:rPr>
-          <w:t>徒19:19</w:t>
-        </w:r>
-      </w:hyperlink>
+      <w:r>
+        <w:rPr>
+          <w:lang w:val="zh_TW" w:bidi="zh_TW"/>
+        </w:rPr>
+        <w:t>徒19:19</w:t>
+      </w:r>
       <w:r>
         <w:rPr>
           <w:lang w:val="zh_TW" w:bidi="zh_TW"/>
         </w:rPr>
         <w:t>）、偶像（</w:t>
       </w:r>
-      <w:hyperlink r:id="rId65">
-        <w:r>
-          <w:rPr>
-            <w:lang w:val="zh_TW" w:bidi="zh_TW"/>
-          </w:rPr>
-          <w:rPr>
-            <w:color w:val="0000EE"/>
-            <w:u w:val="single"/>
-          </w:rPr>
-          <w:t>林前10:19–21</w:t>
-        </w:r>
-      </w:hyperlink>
+      <w:r>
+        <w:rPr>
+          <w:lang w:val="zh_TW" w:bidi="zh_TW"/>
+        </w:rPr>
+        <w:t>林前10:19–21</w:t>
+      </w:r>
       <w:r>
         <w:rPr>
           <w:lang w:val="zh_TW" w:bidi="zh_TW"/>
         </w:rPr>
         <w:t>）和迷信物品有關。鬼經常引起疾病或身體殘障；</w:t>
       </w:r>
-      <w:hyperlink r:id="rId66">
-        <w:r>
-          <w:rPr>
-            <w:lang w:val="zh_TW" w:bidi="zh_TW"/>
-          </w:rPr>
-          <w:rPr>
-            <w:color w:val="0000EE"/>
-            <w:u w:val="single"/>
-          </w:rPr>
-          <w:t>路加福音十三章11節</w:t>
-        </w:r>
-      </w:hyperlink>
+      <w:r>
+        <w:rPr>
+          <w:lang w:val="zh_TW" w:bidi="zh_TW"/>
+        </w:rPr>
+        <w:t>路加福音十三章11節</w:t>
+      </w:r>
       <w:r>
         <w:rPr>
           <w:lang w:val="zh_TW" w:bidi="zh_TW"/>
         </w:rPr>
         <w:t>記載一個「被鬼附著」18年的女人，後來被耶穌解救並醫治。由於邪靈經常攻擊人的心靈和情感，許多精神疾病的症狀可能是牠們活動的結果。耶穌在變相之後醫治的那個男孩顯示出癲癇的症狀。妄想症可能是恐懼之靈的作為。一些患有精神分裂症（即人格分裂或多重人格）的個人，實際上可能是被多個鬼附體。人可能會有許多鬼附體。耶穌曾從抹大拉的馬利亞身上趕出七個鬼（</w:t>
       </w:r>
-      <w:hyperlink r:id="rId67">
-        <w:r>
-          <w:rPr>
-            <w:lang w:val="zh_TW" w:bidi="zh_TW"/>
-          </w:rPr>
-          <w:rPr>
-            <w:color w:val="0000EE"/>
-            <w:u w:val="single"/>
-          </w:rPr>
-          <w:t>路8:2</w:t>
-        </w:r>
-      </w:hyperlink>
+      <w:r>
+        <w:rPr>
+          <w:lang w:val="zh_TW" w:bidi="zh_TW"/>
+        </w:rPr>
+        <w:t>路8:2</w:t>
+      </w:r>
       <w:r>
         <w:rPr>
           <w:lang w:val="zh_TW" w:bidi="zh_TW"/>
         </w:rPr>
         <w:t>）。格拉森被鬼附的人說他的名字是「群（Legion，又譯：軍團）」，因為「我們多」（</w:t>
       </w:r>
-      <w:hyperlink r:id="rId68">
-        <w:r>
-          <w:rPr>
-            <w:lang w:val="zh_TW" w:bidi="zh_TW"/>
-          </w:rPr>
-          <w:rPr>
-            <w:color w:val="0000EE"/>
-            <w:u w:val="single"/>
-          </w:rPr>
-          <w:t>可5:9</w:t>
-        </w:r>
-      </w:hyperlink>
+      <w:r>
+        <w:rPr>
+          <w:lang w:val="zh_TW" w:bidi="zh_TW"/>
+        </w:rPr>
+        <w:t>可5:9</w:t>
+      </w:r>
       <w:r>
         <w:rPr>
           <w:lang w:val="zh_TW" w:bidi="zh_TW"/>
         </w:rPr>
         <w:t>；</w:t>
       </w:r>
-      <w:hyperlink r:id="rId60">
-        <w:r>
-          <w:rPr>
-            <w:lang w:val="zh_TW" w:bidi="zh_TW"/>
-          </w:rPr>
-          <w:rPr>
-            <w:color w:val="0000EE"/>
-            <w:u w:val="single"/>
-          </w:rPr>
-          <w:t>路8:30</w:t>
-        </w:r>
-      </w:hyperlink>
+      <w:r>
+        <w:rPr>
+          <w:lang w:val="zh_TW" w:bidi="zh_TW"/>
+        </w:rPr>
+        <w:t>路8:30</w:t>
+      </w:r>
       <w:r>
         <w:rPr>
           <w:lang w:val="zh_TW" w:bidi="zh_TW"/>
@@ -1709,72 +1355,48 @@
         </w:rPr>
         <w:t>鬼附體可能以各種方式發生。有人因為世代遺傳的咒詛而被鬼附體，這種咒詛可能延續到第三代或第四代（</w:t>
       </w:r>
-      <w:hyperlink r:id="rId69">
-        <w:r>
-          <w:rPr>
-            <w:lang w:val="zh_TW" w:bidi="zh_TW"/>
-          </w:rPr>
-          <w:rPr>
-            <w:color w:val="0000EE"/>
-            <w:u w:val="single"/>
-          </w:rPr>
-          <w:t>出20:5</w:t>
-        </w:r>
-      </w:hyperlink>
+      <w:r>
+        <w:rPr>
+          <w:lang w:val="zh_TW" w:bidi="zh_TW"/>
+        </w:rPr>
+        <w:t>出20:5</w:t>
+      </w:r>
       <w:r>
         <w:rPr>
           <w:lang w:val="zh_TW" w:bidi="zh_TW"/>
         </w:rPr>
         <w:t>）。針對私生子的咒詛尤其嚴重，因為私生子直到第十代都不能進入以色列的會中（</w:t>
       </w:r>
-      <w:hyperlink r:id="rId70">
-        <w:r>
-          <w:rPr>
-            <w:lang w:val="zh_TW" w:bidi="zh_TW"/>
-          </w:rPr>
-          <w:rPr>
-            <w:color w:val="0000EE"/>
-            <w:u w:val="single"/>
-          </w:rPr>
-          <w:t>申23:2</w:t>
-        </w:r>
-      </w:hyperlink>
+      <w:r>
+        <w:rPr>
+          <w:lang w:val="zh_TW" w:bidi="zh_TW"/>
+        </w:rPr>
+        <w:t>申23:2</w:t>
+      </w:r>
       <w:r>
         <w:rPr>
           <w:lang w:val="zh_TW" w:bidi="zh_TW"/>
         </w:rPr>
         <w:t>）。咒詛還可能通過咒語、符咒或類似的巫術（如巫毒或其他形式的邪術）加在某人身上。</w:t>
       </w:r>
-      <w:hyperlink r:id="rId71">
-        <w:r>
-          <w:rPr>
-            <w:lang w:val="zh_TW" w:bidi="zh_TW"/>
-          </w:rPr>
-          <w:rPr>
-            <w:color w:val="0000EE"/>
-            <w:u w:val="single"/>
-          </w:rPr>
-          <w:t>加拉太書三章13節</w:t>
-        </w:r>
-      </w:hyperlink>
+      <w:r>
+        <w:rPr>
+          <w:lang w:val="zh_TW" w:bidi="zh_TW"/>
+        </w:rPr>
+        <w:t>加拉太書三章13節</w:t>
+      </w:r>
       <w:r>
         <w:rPr>
           <w:lang w:val="zh_TW" w:bidi="zh_TW"/>
         </w:rPr>
         <w:t>講述基督藉著為我們「成為咒詛」使我們脫離律法的咒詛。通常信徒不會受到針對他們的咒詛的影響，除非他們給魔鬼留地步（</w:t>
       </w:r>
-      <w:hyperlink r:id="rId72">
-        <w:r>
-          <w:rPr>
-            <w:lang w:val="zh_TW" w:bidi="zh_TW"/>
-          </w:rPr>
-          <w:rPr>
-            <w:color w:val="0000EE"/>
-            <w:u w:val="single"/>
-          </w:rPr>
-          <w:t>弗4:27</w:t>
-        </w:r>
-      </w:hyperlink>
+      <w:r>
+        <w:rPr>
+          <w:lang w:val="zh_TW" w:bidi="zh_TW"/>
+        </w:rPr>
+        <w:t>弗4:27</w:t>
+      </w:r>
       <w:r>
         <w:rPr>
           <w:lang w:val="zh_TW" w:bidi="zh_TW"/>
@@ -1806,36 +1428,24 @@
         </w:rPr>
         <w:t>鬼常常傾向於隱藏自己的存在，而不讓人察覺。這樣，牠們可以毫無限制地施行控制。然而，當祂們顯現自己時，尤其是受到挑戰時，各種奇怪和恐怖的現象可能會發生。牠們擁有超自然的能力（參</w:t>
       </w:r>
-      <w:hyperlink r:id="rId73">
-        <w:r>
-          <w:rPr>
-            <w:lang w:val="zh_TW" w:bidi="zh_TW"/>
-          </w:rPr>
-          <w:rPr>
-            <w:color w:val="0000EE"/>
-            <w:u w:val="single"/>
-          </w:rPr>
-          <w:t>啟16:14</w:t>
-        </w:r>
-      </w:hyperlink>
+      <w:r>
+        <w:rPr>
+          <w:lang w:val="zh_TW" w:bidi="zh_TW"/>
+        </w:rPr>
+        <w:t>啟16:14</w:t>
+      </w:r>
       <w:r>
         <w:rPr>
           <w:lang w:val="zh_TW" w:bidi="zh_TW"/>
         </w:rPr>
         <w:t>），這些能力可以直接顯現，或通過牠們的受害者表現出來。格拉森被鬼附的人擁有超人的體力，無法用鎖鏈捆綁（</w:t>
       </w:r>
-      <w:hyperlink r:id="rId74">
-        <w:r>
-          <w:rPr>
-            <w:lang w:val="zh_TW" w:bidi="zh_TW"/>
-          </w:rPr>
-          <w:rPr>
-            <w:color w:val="0000EE"/>
-            <w:u w:val="single"/>
-          </w:rPr>
-          <w:t>可5:4–5</w:t>
-        </w:r>
-      </w:hyperlink>
+      <w:r>
+        <w:rPr>
+          <w:lang w:val="zh_TW" w:bidi="zh_TW"/>
+        </w:rPr>
+        <w:t>可5:4–5</w:t>
+      </w:r>
       <w:r>
         <w:rPr>
           <w:lang w:val="zh_TW" w:bidi="zh_TW"/>
@@ -1856,90 +1466,60 @@
         </w:rPr>
         <w:t>在</w:t>
       </w:r>
-      <w:hyperlink r:id="rId75">
-        <w:r>
-          <w:rPr>
-            <w:lang w:val="zh_TW" w:bidi="zh_TW"/>
-          </w:rPr>
-          <w:rPr>
-            <w:color w:val="0000EE"/>
-            <w:u w:val="single"/>
-          </w:rPr>
-          <w:t>馬可福音第九章</w:t>
-        </w:r>
-      </w:hyperlink>
+      <w:r>
+        <w:rPr>
+          <w:lang w:val="zh_TW" w:bidi="zh_TW"/>
+        </w:rPr>
+        <w:t>馬可福音第九章</w:t>
+      </w:r>
       <w:r>
         <w:rPr>
           <w:lang w:val="zh_TW" w:bidi="zh_TW"/>
         </w:rPr>
         <w:t>中，那個被鬼附的男孩，他體內的鬼使他變啞、變聾，將他摔倒在地，讓他翻滾，並使他口吐白沫（</w:t>
       </w:r>
-      <w:hyperlink r:id="rId76">
-        <w:r>
-          <w:rPr>
-            <w:lang w:val="zh_TW" w:bidi="zh_TW"/>
-          </w:rPr>
-          <w:rPr>
-            <w:color w:val="0000EE"/>
-            <w:u w:val="single"/>
-          </w:rPr>
-          <w:t>9:18–20</w:t>
-        </w:r>
-      </w:hyperlink>
+      <w:r>
+        <w:rPr>
+          <w:lang w:val="zh_TW" w:bidi="zh_TW"/>
+        </w:rPr>
+        <w:t>9:18–20</w:t>
+      </w:r>
       <w:r>
         <w:rPr>
           <w:lang w:val="zh_TW" w:bidi="zh_TW"/>
         </w:rPr>
         <w:t>）。鬼使他咬牙切齒，身體僵硬；多次企圖將他投入火中或水中致死（</w:t>
       </w:r>
-      <w:hyperlink r:id="rId77">
-        <w:r>
-          <w:rPr>
-            <w:lang w:val="zh_TW" w:bidi="zh_TW"/>
-          </w:rPr>
-          <w:rPr>
-            <w:color w:val="0000EE"/>
-            <w:u w:val="single"/>
-          </w:rPr>
-          <w:t>18–22節</w:t>
-        </w:r>
-      </w:hyperlink>
+      <w:r>
+        <w:rPr>
+          <w:lang w:val="zh_TW" w:bidi="zh_TW"/>
+        </w:rPr>
+        <w:t>18–22節</w:t>
+      </w:r>
       <w:r>
         <w:rPr>
           <w:lang w:val="zh_TW" w:bidi="zh_TW"/>
         </w:rPr>
         <w:t>）。在耶穌命令鬼離開之前，鬼大聲喊叫（參</w:t>
       </w:r>
-      <w:hyperlink r:id="rId78">
-        <w:r>
-          <w:rPr>
-            <w:lang w:val="zh_TW" w:bidi="zh_TW"/>
-          </w:rPr>
-          <w:rPr>
-            <w:color w:val="0000EE"/>
-            <w:u w:val="single"/>
-          </w:rPr>
-          <w:t>可1:26</w:t>
-        </w:r>
-      </w:hyperlink>
+      <w:r>
+        <w:rPr>
+          <w:lang w:val="zh_TW" w:bidi="zh_TW"/>
+        </w:rPr>
+        <w:t>可1:26</w:t>
+      </w:r>
       <w:r>
         <w:rPr>
           <w:lang w:val="zh_TW" w:bidi="zh_TW"/>
         </w:rPr>
         <w:t>），劇烈搖晃男孩，並將他丟在地上像死人一樣。耶穌拉著他的手，扶他起來（</w:t>
       </w:r>
-      <w:hyperlink r:id="rId79">
-        <w:r>
-          <w:rPr>
-            <w:lang w:val="zh_TW" w:bidi="zh_TW"/>
-          </w:rPr>
-          <w:rPr>
-            <w:color w:val="0000EE"/>
-            <w:u w:val="single"/>
-          </w:rPr>
-          <w:t>9:27</w:t>
-        </w:r>
-      </w:hyperlink>
+      <w:r>
+        <w:rPr>
+          <w:lang w:val="zh_TW" w:bidi="zh_TW"/>
+        </w:rPr>
+        <w:t>9:27</w:t>
+      </w:r>
       <w:r>
         <w:rPr>
           <w:lang w:val="zh_TW" w:bidi="zh_TW"/>
@@ -1993,90 +1573,60 @@
         </w:rPr>
         <w:t>耶穌對鬼說話並命令牠們出來（</w:t>
       </w:r>
-      <w:hyperlink r:id="rId80">
-        <w:r>
-          <w:rPr>
-            <w:lang w:val="zh_TW" w:bidi="zh_TW"/>
-          </w:rPr>
-          <w:rPr>
-            <w:color w:val="0000EE"/>
-            <w:u w:val="single"/>
-          </w:rPr>
-          <w:t>可1:25</w:t>
-        </w:r>
-      </w:hyperlink>
+      <w:r>
+        <w:rPr>
+          <w:lang w:val="zh_TW" w:bidi="zh_TW"/>
+        </w:rPr>
+        <w:t>可1:25</w:t>
+      </w:r>
       <w:r>
         <w:rPr>
           <w:lang w:val="zh_TW" w:bidi="zh_TW"/>
         </w:rPr>
         <w:t>，</w:t>
       </w:r>
-      <w:hyperlink r:id="rId81">
-        <w:r>
-          <w:rPr>
-            <w:lang w:val="zh_TW" w:bidi="zh_TW"/>
-          </w:rPr>
-          <w:rPr>
-            <w:color w:val="0000EE"/>
-            <w:u w:val="single"/>
-          </w:rPr>
-          <w:t>9:25</w:t>
-        </w:r>
-      </w:hyperlink>
+      <w:r>
+        <w:rPr>
+          <w:lang w:val="zh_TW" w:bidi="zh_TW"/>
+        </w:rPr>
+        <w:t>9:25</w:t>
+      </w:r>
       <w:r>
         <w:rPr>
           <w:lang w:val="zh_TW" w:bidi="zh_TW"/>
         </w:rPr>
         <w:t>）。祂「一句話」就把牠們趕出去（</w:t>
       </w:r>
-      <w:hyperlink r:id="rId82">
-        <w:r>
-          <w:rPr>
-            <w:lang w:val="zh_TW" w:bidi="zh_TW"/>
-          </w:rPr>
-          <w:rPr>
-            <w:color w:val="0000EE"/>
-            <w:u w:val="single"/>
-          </w:rPr>
-          <w:t>太8:16</w:t>
-        </w:r>
-      </w:hyperlink>
+      <w:r>
+        <w:rPr>
+          <w:lang w:val="zh_TW" w:bidi="zh_TW"/>
+        </w:rPr>
+        <w:t>太8:16</w:t>
+      </w:r>
       <w:r>
         <w:rPr>
           <w:lang w:val="zh_TW" w:bidi="zh_TW"/>
         </w:rPr>
         <w:t>）。耶穌賦予祂的跟隨者使用祂名趕鬼的權柄，並以此作為信徒的標記（</w:t>
       </w:r>
-      <w:hyperlink r:id="rId83">
-        <w:r>
-          <w:rPr>
-            <w:lang w:val="zh_TW" w:bidi="zh_TW"/>
-          </w:rPr>
-          <w:rPr>
-            <w:color w:val="0000EE"/>
-            <w:u w:val="single"/>
-          </w:rPr>
-          <w:t>可16:17</w:t>
-        </w:r>
-      </w:hyperlink>
+      <w:r>
+        <w:rPr>
+          <w:lang w:val="zh_TW" w:bidi="zh_TW"/>
+        </w:rPr>
+        <w:t>可16:17</w:t>
+      </w:r>
       <w:r>
         <w:rPr>
           <w:lang w:val="zh_TW" w:bidi="zh_TW"/>
         </w:rPr>
         <w:t>）。祂的名字不是一個魔法公式，使用這個名字的效果取決於主和使用祂名字的人之間的關係。士基瓦的七個兒子便因未能明白這點而驚恐（</w:t>
       </w:r>
-      <w:hyperlink r:id="rId84">
-        <w:r>
-          <w:rPr>
-            <w:lang w:val="zh_TW" w:bidi="zh_TW"/>
-          </w:rPr>
-          <w:rPr>
-            <w:color w:val="0000EE"/>
-            <w:u w:val="single"/>
-          </w:rPr>
-          <w:t>徒19:11–18</w:t>
-        </w:r>
-      </w:hyperlink>
+      <w:r>
+        <w:rPr>
+          <w:lang w:val="zh_TW" w:bidi="zh_TW"/>
+        </w:rPr>
+        <w:t>徒19:11–18</w:t>
+      </w:r>
       <w:r>
         <w:rPr>
           <w:lang w:val="zh_TW" w:bidi="zh_TW"/>
@@ -2101,54 +1651,36 @@
         </w:rPr>
         <w:t>耶穌藉著神的靈趕鬼（</w:t>
       </w:r>
-      <w:hyperlink r:id="rId85">
-        <w:r>
-          <w:rPr>
-            <w:lang w:val="zh_TW" w:bidi="zh_TW"/>
-          </w:rPr>
-          <w:rPr>
-            <w:color w:val="0000EE"/>
-            <w:u w:val="single"/>
-          </w:rPr>
-          <w:t>太12:28</w:t>
-        </w:r>
-      </w:hyperlink>
+      <w:r>
+        <w:rPr>
+          <w:lang w:val="zh_TW" w:bidi="zh_TW"/>
+        </w:rPr>
+        <w:t>太12:28</w:t>
+      </w:r>
       <w:r>
         <w:rPr>
           <w:lang w:val="zh_TW" w:bidi="zh_TW"/>
         </w:rPr>
         <w:t>）。神用聖靈和能力膏抹拿撒勒人耶穌，使祂醫治所有被魔鬼壓制的人（</w:t>
       </w:r>
-      <w:hyperlink r:id="rId86">
-        <w:r>
-          <w:rPr>
-            <w:lang w:val="zh_TW" w:bidi="zh_TW"/>
-          </w:rPr>
-          <w:rPr>
-            <w:color w:val="0000EE"/>
-            <w:u w:val="single"/>
-          </w:rPr>
-          <w:t>路4:18–19</w:t>
-        </w:r>
-      </w:hyperlink>
+      <w:r>
+        <w:rPr>
+          <w:lang w:val="zh_TW" w:bidi="zh_TW"/>
+        </w:rPr>
+        <w:t>路4:18–19</w:t>
+      </w:r>
       <w:r>
         <w:rPr>
           <w:lang w:val="zh_TW" w:bidi="zh_TW"/>
         </w:rPr>
         <w:t>；</w:t>
       </w:r>
-      <w:hyperlink r:id="rId87">
-        <w:r>
-          <w:rPr>
-            <w:lang w:val="zh_TW" w:bidi="zh_TW"/>
-          </w:rPr>
-          <w:rPr>
-            <w:color w:val="0000EE"/>
-            <w:u w:val="single"/>
-          </w:rPr>
-          <w:t>徒10:38</w:t>
-        </w:r>
-      </w:hyperlink>
+      <w:r>
+        <w:rPr>
+          <w:lang w:val="zh_TW" w:bidi="zh_TW"/>
+        </w:rPr>
+        <w:t>徒10:38</w:t>
+      </w:r>
       <w:r>
         <w:rPr>
           <w:lang w:val="zh_TW" w:bidi="zh_TW"/>
@@ -2173,54 +1705,36 @@
         </w:rPr>
         <w:t>主清楚教導關於「捆住那壯士」的原則（</w:t>
       </w:r>
-      <w:hyperlink r:id="rId88">
-        <w:r>
-          <w:rPr>
-            <w:lang w:val="zh_TW" w:bidi="zh_TW"/>
-          </w:rPr>
-          <w:rPr>
-            <w:color w:val="0000EE"/>
-            <w:u w:val="single"/>
-          </w:rPr>
-          <w:t>太12:29</w:t>
-        </w:r>
-      </w:hyperlink>
+      <w:r>
+        <w:rPr>
+          <w:lang w:val="zh_TW" w:bidi="zh_TW"/>
+        </w:rPr>
+        <w:t>太12:29</w:t>
+      </w:r>
       <w:r>
         <w:rPr>
           <w:lang w:val="zh_TW" w:bidi="zh_TW"/>
         </w:rPr>
         <w:t>；</w:t>
       </w:r>
-      <w:hyperlink r:id="rId89">
-        <w:r>
-          <w:rPr>
-            <w:lang w:val="zh_TW" w:bidi="zh_TW"/>
-          </w:rPr>
-          <w:rPr>
-            <w:color w:val="0000EE"/>
-            <w:u w:val="single"/>
-          </w:rPr>
-          <w:t>可3:27</w:t>
-        </w:r>
-      </w:hyperlink>
+      <w:r>
+        <w:rPr>
+          <w:lang w:val="zh_TW" w:bidi="zh_TW"/>
+        </w:rPr>
+        <w:t>可3:27</w:t>
+      </w:r>
       <w:r>
         <w:rPr>
           <w:lang w:val="zh_TW" w:bidi="zh_TW"/>
         </w:rPr>
         <w:t>），以及捆綁與釋放的教導（</w:t>
       </w:r>
-      <w:hyperlink r:id="rId90">
-        <w:r>
-          <w:rPr>
-            <w:lang w:val="zh_TW" w:bidi="zh_TW"/>
-          </w:rPr>
-          <w:rPr>
-            <w:color w:val="0000EE"/>
-            <w:u w:val="single"/>
-          </w:rPr>
-          <w:t>太18:18</w:t>
-        </w:r>
-      </w:hyperlink>
+      <w:r>
+        <w:rPr>
+          <w:lang w:val="zh_TW" w:bidi="zh_TW"/>
+        </w:rPr>
+        <w:t>太18:18</w:t>
+      </w:r>
       <w:r>
         <w:rPr>
           <w:lang w:val="zh_TW" w:bidi="zh_TW"/>
@@ -2245,18 +1759,12 @@
         </w:rPr>
         <w:t>禱告是屬靈爭戰中的重要武器。當門徒問（</w:t>
       </w:r>
-      <w:hyperlink r:id="rId91">
-        <w:r>
-          <w:rPr>
-            <w:lang w:val="zh_TW" w:bidi="zh_TW"/>
-          </w:rPr>
-          <w:rPr>
-            <w:color w:val="0000EE"/>
-            <w:u w:val="single"/>
-          </w:rPr>
-          <w:t>可9:28</w:t>
-        </w:r>
-      </w:hyperlink>
+      <w:r>
+        <w:rPr>
+          <w:lang w:val="zh_TW" w:bidi="zh_TW"/>
+        </w:rPr>
+        <w:t>可9:28</w:t>
+      </w:r>
       <w:r>
         <w:rPr>
           <w:lang w:val="zh_TW" w:bidi="zh_TW"/>
@@ -2275,18 +1783,12 @@
           <w:lang w:val="zh_TW" w:bidi="zh_TW"/>
         </w:rPr>
       </w:r>
-      <w:hyperlink r:id="rId92">
-        <w:r>
-          <w:rPr>
-            <w:lang w:val="zh_TW" w:bidi="zh_TW"/>
-          </w:rPr>
-          <w:rPr>
-            <w:color w:val="0000EE"/>
-            <w:u w:val="single"/>
-          </w:rPr>
-          <w:t>啟示錄十二章11節</w:t>
-        </w:r>
-      </w:hyperlink>
+      <w:r>
+        <w:rPr>
+          <w:lang w:val="zh_TW" w:bidi="zh_TW"/>
+        </w:rPr>
+        <w:t>啟示錄十二章11節</w:t>
+      </w:r>
       <w:r>
         <w:rPr>
           <w:lang w:val="zh_TW" w:bidi="zh_TW"/>
@@ -2311,18 +1813,12 @@
         </w:rPr>
         <w:t>神賜給信徒屬靈爭戰中的全副軍裝來防禦（</w:t>
       </w:r>
-      <w:hyperlink r:id="rId93">
-        <w:r>
-          <w:rPr>
-            <w:lang w:val="zh_TW" w:bidi="zh_TW"/>
-          </w:rPr>
-          <w:rPr>
-            <w:color w:val="0000EE"/>
-            <w:u w:val="single"/>
-          </w:rPr>
-          <w:t>弗6:10–17</w:t>
-        </w:r>
-      </w:hyperlink>
+      <w:r>
+        <w:rPr>
+          <w:lang w:val="zh_TW" w:bidi="zh_TW"/>
+        </w:rPr>
+        <w:t>弗6:10–17</w:t>
+      </w:r>
       <w:r>
         <w:rPr>
           <w:lang w:val="zh_TW" w:bidi="zh_TW"/>
@@ -2347,36 +1843,24 @@
         </w:rPr>
         <w:t>主用經文正確地回應撒但。我們已經被賜給聖靈的寶劍，就是神的道（</w:t>
       </w:r>
-      <w:hyperlink r:id="rId94">
-        <w:r>
-          <w:rPr>
-            <w:lang w:val="zh_TW" w:bidi="zh_TW"/>
-          </w:rPr>
-          <w:rPr>
-            <w:color w:val="0000EE"/>
-            <w:u w:val="single"/>
-          </w:rPr>
-          <w:t>弗6:17</w:t>
-        </w:r>
-      </w:hyperlink>
+      <w:r>
+        <w:rPr>
+          <w:lang w:val="zh_TW" w:bidi="zh_TW"/>
+        </w:rPr>
+        <w:t>弗6:17</w:t>
+      </w:r>
       <w:r>
         <w:rPr>
           <w:lang w:val="zh_TW" w:bidi="zh_TW"/>
         </w:rPr>
         <w:t>；</w:t>
       </w:r>
-      <w:hyperlink r:id="rId95">
-        <w:r>
-          <w:rPr>
-            <w:lang w:val="zh_TW" w:bidi="zh_TW"/>
-          </w:rPr>
-          <w:rPr>
-            <w:color w:val="0000EE"/>
-            <w:u w:val="single"/>
-          </w:rPr>
-          <w:t>來4:12</w:t>
-        </w:r>
-      </w:hyperlink>
+      <w:r>
+        <w:rPr>
+          <w:lang w:val="zh_TW" w:bidi="zh_TW"/>
+        </w:rPr>
+        <w:t>來4:12</w:t>
+      </w:r>
       <w:r>
         <w:rPr>
           <w:lang w:val="zh_TW" w:bidi="zh_TW"/>
@@ -2401,18 +1885,12 @@
         </w:rPr>
         <w:t>我們必須從屬天的地位來抵擋地獄的勢力，而不是從我們有限的地上地位去抵擋地獄的勢力（</w:t>
       </w:r>
-      <w:hyperlink r:id="rId96">
-        <w:r>
-          <w:rPr>
-            <w:lang w:val="zh_TW" w:bidi="zh_TW"/>
-          </w:rPr>
-          <w:rPr>
-            <w:color w:val="0000EE"/>
-            <w:u w:val="single"/>
-          </w:rPr>
-          <w:t>弗2:6</w:t>
-        </w:r>
-      </w:hyperlink>
+      <w:r>
+        <w:rPr>
+          <w:lang w:val="zh_TW" w:bidi="zh_TW"/>
+        </w:rPr>
+        <w:t>弗2:6</w:t>
+      </w:r>
       <w:r>
         <w:rPr>
           <w:lang w:val="zh_TW" w:bidi="zh_TW"/>
@@ -2437,36 +1915,24 @@
         </w:rPr>
         <w:t>我們必須認識到最終的勝利已由耶穌贏得，祂來是要除滅魔鬼的作為（</w:t>
       </w:r>
-      <w:hyperlink r:id="rId97">
-        <w:r>
-          <w:rPr>
-            <w:lang w:val="zh_TW" w:bidi="zh_TW"/>
-          </w:rPr>
-          <w:rPr>
-            <w:color w:val="0000EE"/>
-            <w:u w:val="single"/>
-          </w:rPr>
-          <w:t>約一3:8</w:t>
-        </w:r>
-      </w:hyperlink>
+      <w:r>
+        <w:rPr>
+          <w:lang w:val="zh_TW" w:bidi="zh_TW"/>
+        </w:rPr>
+        <w:t>約一3:8</w:t>
+      </w:r>
       <w:r>
         <w:rPr>
           <w:lang w:val="zh_TW" w:bidi="zh_TW"/>
         </w:rPr>
         <w:t>），並摧毀那掌死權的（</w:t>
       </w:r>
-      <w:hyperlink r:id="rId98">
-        <w:r>
-          <w:rPr>
-            <w:lang w:val="zh_TW" w:bidi="zh_TW"/>
-          </w:rPr>
-          <w:rPr>
-            <w:color w:val="0000EE"/>
-            <w:u w:val="single"/>
-          </w:rPr>
-          <w:t>來2:14–16</w:t>
-        </w:r>
-      </w:hyperlink>
+      <w:r>
+        <w:rPr>
+          <w:lang w:val="zh_TW" w:bidi="zh_TW"/>
+        </w:rPr>
+        <w:t>來2:14–16</w:t>
+      </w:r>
       <w:r>
         <w:rPr>
           <w:lang w:val="zh_TW" w:bidi="zh_TW"/>
